--- a/docassemble/MLHPPOAndProposedOrder/data/templates/cc_377_statement_of_facts.docx
+++ b/docassemble/MLHPPOAndProposedOrder/data/templates/cc_377_statement_of_facts.docx
@@ -54,7 +54,6 @@
         <w:tc>
           <w:tcPr>
             <w:tcW w:w="3634" w:type="dxa"/>
-            <w:shd w:val="clear" w:color="auto" w:fill="auto"/>
             <w:tcMar>
               <w:top w:w="100" w:type="dxa"/>
               <w:left w:w="100" w:type="dxa"/>
@@ -349,7 +348,6 @@
         <w:tc>
           <w:tcPr>
             <w:tcW w:w="9789" w:type="dxa"/>
-            <w:shd w:val="clear" w:color="auto" w:fill="auto"/>
             <w:tcMar>
               <w:top w:w="100" w:type="dxa"/>
               <w:left w:w="100" w:type="dxa"/>
@@ -421,23 +419,17 @@
         <w:ind w:left="332"/>
         <w:rPr>
           <w:color w:val="000000"/>
-          <w:sz w:val="20"/>
-          <w:szCs w:val="20"/>
-        </w:rPr>
-      </w:pPr>
-      <w:r>
-        <w:rPr>
-          <w:color w:val="000000"/>
-          <w:sz w:val="20"/>
-          <w:szCs w:val="20"/>
+        </w:rPr>
+      </w:pPr>
+      <w:r>
+        <w:rPr>
+          <w:color w:val="000000"/>
         </w:rPr>
         <w:t>{%</w:t>
       </w:r>
       <w:r>
         <w:rPr>
           <w:color w:val="000000"/>
-          <w:sz w:val="20"/>
-          <w:szCs w:val="20"/>
           <w:highlight w:val="cyan"/>
         </w:rPr>
         <w:t xml:space="preserve"> if </w:t>
@@ -446,8 +438,6 @@
       <w:r>
         <w:rPr>
           <w:color w:val="000000"/>
-          <w:sz w:val="20"/>
-          <w:szCs w:val="20"/>
           <w:highlight w:val="cyan"/>
         </w:rPr>
         <w:t>respondent_is_minor</w:t>
@@ -456,8 +446,6 @@
       <w:r>
         <w:rPr>
           <w:color w:val="000000"/>
-          <w:sz w:val="20"/>
-          <w:szCs w:val="20"/>
           <w:highlight w:val="cyan"/>
         </w:rPr>
         <w:t xml:space="preserve"> and (not </w:t>
@@ -466,8 +454,6 @@
       <w:r>
         <w:rPr>
           <w:color w:val="000000"/>
-          <w:sz w:val="20"/>
-          <w:szCs w:val="20"/>
           <w:highlight w:val="cyan"/>
         </w:rPr>
         <w:t>respondent_is_emancipated_minor</w:t>
@@ -477,8 +463,6 @@
       <w:r>
         <w:rPr>
           <w:color w:val="000000"/>
-          <w:sz w:val="20"/>
-          <w:szCs w:val="20"/>
           <w:highlight w:val="cyan"/>
         </w:rPr>
         <w:t xml:space="preserve">) </w:t>
@@ -486,8 +470,6 @@
       <w:r>
         <w:rPr>
           <w:color w:val="000000"/>
-          <w:sz w:val="20"/>
-          <w:szCs w:val="20"/>
         </w:rPr>
         <w:t>%}3{%</w:t>
       </w:r>
@@ -495,8 +477,6 @@
       <w:r>
         <w:rPr>
           <w:color w:val="000000"/>
-          <w:sz w:val="20"/>
-          <w:szCs w:val="20"/>
           <w:highlight w:val="cyan"/>
         </w:rPr>
         <w:t xml:space="preserve"> </w:t>
@@ -505,8 +485,6 @@
       <w:r>
         <w:rPr>
           <w:color w:val="000000"/>
-          <w:sz w:val="20"/>
-          <w:szCs w:val="20"/>
           <w:highlight w:val="cyan"/>
         </w:rPr>
         <w:t xml:space="preserve">else </w:t>
@@ -514,24 +492,18 @@
       <w:r>
         <w:rPr>
           <w:color w:val="000000"/>
-          <w:sz w:val="20"/>
-          <w:szCs w:val="20"/>
         </w:rPr>
         <w:t>%}</w:t>
       </w:r>
       <w:r>
         <w:rPr>
           <w:color w:val="000000"/>
-          <w:sz w:val="20"/>
-          <w:szCs w:val="20"/>
         </w:rPr>
         <w:t>4</w:t>
       </w:r>
       <w:r>
         <w:rPr>
           <w:color w:val="000000"/>
-          <w:sz w:val="20"/>
-          <w:szCs w:val="20"/>
         </w:rPr>
         <w:t>{%</w:t>
       </w:r>
@@ -539,8 +511,6 @@
       <w:r>
         <w:rPr>
           <w:color w:val="000000"/>
-          <w:sz w:val="20"/>
-          <w:szCs w:val="20"/>
           <w:highlight w:val="cyan"/>
         </w:rPr>
         <w:t xml:space="preserve"> </w:t>
@@ -549,8 +519,6 @@
       <w:r>
         <w:rPr>
           <w:color w:val="000000"/>
-          <w:sz w:val="20"/>
-          <w:szCs w:val="20"/>
           <w:highlight w:val="cyan"/>
         </w:rPr>
         <w:t xml:space="preserve">endif </w:t>
@@ -558,8 +526,6 @@
       <w:r>
         <w:rPr>
           <w:color w:val="000000"/>
-          <w:sz w:val="20"/>
-          <w:szCs w:val="20"/>
         </w:rPr>
         <w:t>%}</w:t>
       </w:r>
@@ -567,8 +533,6 @@
       <w:r>
         <w:rPr>
           <w:color w:val="000000"/>
-          <w:sz w:val="20"/>
-          <w:szCs w:val="20"/>
         </w:rPr>
         <w:t>. (Continued)</w:t>
       </w:r>
@@ -587,15 +551,11 @@
         <w:ind w:left="469"/>
         <w:rPr>
           <w:color w:val="000000"/>
-          <w:sz w:val="20"/>
-          <w:szCs w:val="20"/>
-        </w:rPr>
-      </w:pPr>
-      <w:r>
-        <w:rPr>
-          <w:color w:val="000000"/>
-          <w:sz w:val="20"/>
-          <w:szCs w:val="20"/>
+        </w:rPr>
+      </w:pPr>
+      <w:r>
+        <w:rPr>
+          <w:color w:val="000000"/>
         </w:rPr>
         <w:t xml:space="preserve">Petitioner </w:t>
       </w:r>
@@ -603,8 +563,6 @@
       <w:r>
         <w:rPr>
           <w:color w:val="000000"/>
-          <w:sz w:val="20"/>
-          <w:szCs w:val="20"/>
         </w:rPr>
         <w:t>alias: {</w:t>
       </w:r>
@@ -612,16 +570,12 @@
       <w:r>
         <w:rPr>
           <w:color w:val="000000"/>
-          <w:sz w:val="20"/>
-          <w:szCs w:val="20"/>
         </w:rPr>
         <w:t>%</w:t>
       </w:r>
       <w:r>
         <w:rPr>
           <w:color w:val="000000"/>
-          <w:sz w:val="20"/>
-          <w:szCs w:val="20"/>
           <w:highlight w:val="cyan"/>
         </w:rPr>
         <w:t xml:space="preserve"> if </w:t>
@@ -630,8 +584,6 @@
       <w:r>
         <w:rPr>
           <w:color w:val="000000"/>
-          <w:sz w:val="20"/>
-          <w:szCs w:val="20"/>
           <w:highlight w:val="cyan"/>
         </w:rPr>
         <w:t>user_</w:t>
@@ -640,8 +592,6 @@
       <w:r>
         <w:rPr>
           <w:color w:val="000000"/>
-          <w:sz w:val="20"/>
-          <w:szCs w:val="20"/>
           <w:highlight w:val="cyan"/>
         </w:rPr>
         <w:t>alias.there</w:t>
@@ -650,8 +600,6 @@
       <w:r>
         <w:rPr>
           <w:color w:val="000000"/>
-          <w:sz w:val="20"/>
-          <w:szCs w:val="20"/>
           <w:highlight w:val="cyan"/>
         </w:rPr>
         <w:t>_are_any</w:t>
@@ -660,8 +608,6 @@
       <w:r>
         <w:rPr>
           <w:color w:val="000000"/>
-          <w:sz w:val="20"/>
-          <w:szCs w:val="20"/>
           <w:highlight w:val="cyan"/>
         </w:rPr>
         <w:t xml:space="preserve"> </w:t>
@@ -670,16 +616,12 @@
       <w:r>
         <w:rPr>
           <w:color w:val="000000"/>
-          <w:sz w:val="20"/>
-          <w:szCs w:val="20"/>
         </w:rPr>
         <w:t>%}{{</w:t>
       </w:r>
       <w:r>
         <w:rPr>
           <w:color w:val="000000"/>
-          <w:sz w:val="20"/>
-          <w:szCs w:val="20"/>
           <w:highlight w:val="yellow"/>
         </w:rPr>
         <w:t xml:space="preserve"> </w:t>
@@ -688,8 +630,6 @@
       <w:r>
         <w:rPr>
           <w:color w:val="000000"/>
-          <w:sz w:val="20"/>
-          <w:szCs w:val="20"/>
           <w:highlight w:val="yellow"/>
         </w:rPr>
         <w:t>comma</w:t>
@@ -698,8 +638,6 @@
       <w:r>
         <w:rPr>
           <w:color w:val="000000"/>
-          <w:sz w:val="20"/>
-          <w:szCs w:val="20"/>
           <w:highlight w:val="yellow"/>
         </w:rPr>
         <w:t>_list</w:t>
@@ -708,8 +646,6 @@
       <w:r>
         <w:rPr>
           <w:color w:val="000000"/>
-          <w:sz w:val="20"/>
-          <w:szCs w:val="20"/>
           <w:highlight w:val="yellow"/>
         </w:rPr>
         <w:t>(</w:t>
@@ -718,8 +654,6 @@
       <w:r>
         <w:rPr>
           <w:color w:val="000000"/>
-          <w:sz w:val="20"/>
-          <w:szCs w:val="20"/>
           <w:highlight w:val="yellow"/>
         </w:rPr>
         <w:t>user_alias</w:t>
@@ -727,8 +661,6 @@
       <w:r>
         <w:rPr>
           <w:color w:val="000000"/>
-          <w:sz w:val="20"/>
-          <w:szCs w:val="20"/>
           <w:highlight w:val="yellow"/>
         </w:rPr>
         <w:t>_list</w:t>
@@ -738,8 +670,6 @@
       <w:r>
         <w:rPr>
           <w:color w:val="000000"/>
-          <w:sz w:val="20"/>
-          <w:szCs w:val="20"/>
           <w:highlight w:val="yellow"/>
         </w:rPr>
         <w:t xml:space="preserve">) </w:t>
@@ -747,8 +677,6 @@
       <w:r>
         <w:rPr>
           <w:color w:val="000000"/>
-          <w:sz w:val="20"/>
-          <w:szCs w:val="20"/>
         </w:rPr>
         <w:t>}}{</w:t>
       </w:r>
@@ -756,16 +684,12 @@
       <w:r>
         <w:rPr>
           <w:color w:val="000000"/>
-          <w:sz w:val="20"/>
-          <w:szCs w:val="20"/>
         </w:rPr>
         <w:t>%</w:t>
       </w:r>
       <w:r>
         <w:rPr>
           <w:color w:val="000000"/>
-          <w:sz w:val="20"/>
-          <w:szCs w:val="20"/>
           <w:highlight w:val="cyan"/>
         </w:rPr>
         <w:t xml:space="preserve"> else </w:t>
@@ -774,8 +698,6 @@
       <w:r>
         <w:rPr>
           <w:color w:val="000000"/>
-          <w:sz w:val="20"/>
-          <w:szCs w:val="20"/>
         </w:rPr>
         <w:t>%}None</w:t>
       </w:r>
@@ -783,16 +705,12 @@
       <w:r>
         <w:rPr>
           <w:color w:val="000000"/>
-          <w:sz w:val="20"/>
-          <w:szCs w:val="20"/>
         </w:rPr>
         <w:t>{%</w:t>
       </w:r>
       <w:r>
         <w:rPr>
           <w:color w:val="000000"/>
-          <w:sz w:val="20"/>
-          <w:szCs w:val="20"/>
           <w:highlight w:val="cyan"/>
         </w:rPr>
         <w:t xml:space="preserve"> </w:t>
@@ -801,8 +719,6 @@
       <w:r>
         <w:rPr>
           <w:color w:val="000000"/>
-          <w:sz w:val="20"/>
-          <w:szCs w:val="20"/>
           <w:highlight w:val="cyan"/>
         </w:rPr>
         <w:t xml:space="preserve">endif </w:t>
@@ -810,8 +726,6 @@
       <w:r>
         <w:rPr>
           <w:color w:val="000000"/>
-          <w:sz w:val="20"/>
-          <w:szCs w:val="20"/>
         </w:rPr>
         <w:t>%}</w:t>
       </w:r>
@@ -819,8 +733,6 @@
       <w:r>
         <w:rPr>
           <w:color w:val="000000"/>
-          <w:sz w:val="20"/>
-          <w:szCs w:val="20"/>
         </w:rPr>
         <w:t>.</w:t>
       </w:r>
@@ -839,8 +751,6 @@
         <w:ind w:left="469"/>
         <w:rPr>
           <w:color w:val="000000"/>
-          <w:sz w:val="20"/>
-          <w:szCs w:val="20"/>
         </w:rPr>
       </w:pPr>
     </w:p>
@@ -858,15 +768,11 @@
         <w:ind w:left="469"/>
         <w:rPr>
           <w:color w:val="000000"/>
-          <w:sz w:val="20"/>
-          <w:szCs w:val="20"/>
-        </w:rPr>
-      </w:pPr>
-      <w:r>
-        <w:rPr>
-          <w:color w:val="000000"/>
-          <w:sz w:val="20"/>
-          <w:szCs w:val="20"/>
+        </w:rPr>
+      </w:pPr>
+      <w:r>
+        <w:rPr>
+          <w:color w:val="000000"/>
         </w:rPr>
         <w:t xml:space="preserve">Respondent </w:t>
       </w:r>
@@ -874,8 +780,6 @@
       <w:r>
         <w:rPr>
           <w:color w:val="000000"/>
-          <w:sz w:val="20"/>
-          <w:szCs w:val="20"/>
         </w:rPr>
         <w:t>alias: {</w:t>
       </w:r>
@@ -883,16 +787,12 @@
       <w:r>
         <w:rPr>
           <w:color w:val="000000"/>
-          <w:sz w:val="20"/>
-          <w:szCs w:val="20"/>
         </w:rPr>
         <w:t>%</w:t>
       </w:r>
       <w:r>
         <w:rPr>
           <w:color w:val="000000"/>
-          <w:sz w:val="20"/>
-          <w:szCs w:val="20"/>
           <w:highlight w:val="cyan"/>
         </w:rPr>
         <w:t xml:space="preserve"> if </w:t>
@@ -901,8 +801,6 @@
       <w:r>
         <w:rPr>
           <w:color w:val="000000"/>
-          <w:sz w:val="20"/>
-          <w:szCs w:val="20"/>
           <w:highlight w:val="cyan"/>
         </w:rPr>
         <w:t>other_party_</w:t>
@@ -911,8 +809,6 @@
       <w:r>
         <w:rPr>
           <w:color w:val="000000"/>
-          <w:sz w:val="20"/>
-          <w:szCs w:val="20"/>
           <w:highlight w:val="cyan"/>
         </w:rPr>
         <w:t>alias.there</w:t>
@@ -921,8 +817,6 @@
       <w:r>
         <w:rPr>
           <w:color w:val="000000"/>
-          <w:sz w:val="20"/>
-          <w:szCs w:val="20"/>
           <w:highlight w:val="cyan"/>
         </w:rPr>
         <w:t>_are_any</w:t>
@@ -931,8 +825,6 @@
       <w:r>
         <w:rPr>
           <w:color w:val="000000"/>
-          <w:sz w:val="20"/>
-          <w:szCs w:val="20"/>
           <w:highlight w:val="cyan"/>
         </w:rPr>
         <w:t xml:space="preserve"> </w:t>
@@ -941,16 +833,12 @@
       <w:r>
         <w:rPr>
           <w:color w:val="000000"/>
-          <w:sz w:val="20"/>
-          <w:szCs w:val="20"/>
         </w:rPr>
         <w:t>%}{{</w:t>
       </w:r>
       <w:r>
         <w:rPr>
           <w:color w:val="000000"/>
-          <w:sz w:val="20"/>
-          <w:szCs w:val="20"/>
           <w:highlight w:val="yellow"/>
         </w:rPr>
         <w:t xml:space="preserve"> </w:t>
@@ -959,8 +847,6 @@
       <w:r>
         <w:rPr>
           <w:color w:val="000000"/>
-          <w:sz w:val="20"/>
-          <w:szCs w:val="20"/>
           <w:highlight w:val="yellow"/>
         </w:rPr>
         <w:t>comma</w:t>
@@ -969,8 +855,6 @@
       <w:r>
         <w:rPr>
           <w:color w:val="000000"/>
-          <w:sz w:val="20"/>
-          <w:szCs w:val="20"/>
           <w:highlight w:val="yellow"/>
         </w:rPr>
         <w:t>_list</w:t>
@@ -979,8 +863,6 @@
       <w:r>
         <w:rPr>
           <w:color w:val="000000"/>
-          <w:sz w:val="20"/>
-          <w:szCs w:val="20"/>
           <w:highlight w:val="yellow"/>
         </w:rPr>
         <w:t>(</w:t>
@@ -989,8 +871,6 @@
       <w:r>
         <w:rPr>
           <w:color w:val="000000"/>
-          <w:sz w:val="20"/>
-          <w:szCs w:val="20"/>
           <w:highlight w:val="yellow"/>
         </w:rPr>
         <w:t>other_party_alias</w:t>
@@ -998,8 +878,6 @@
       <w:r>
         <w:rPr>
           <w:color w:val="000000"/>
-          <w:sz w:val="20"/>
-          <w:szCs w:val="20"/>
           <w:highlight w:val="yellow"/>
         </w:rPr>
         <w:t>_list</w:t>
@@ -1009,8 +887,6 @@
       <w:r>
         <w:rPr>
           <w:color w:val="000000"/>
-          <w:sz w:val="20"/>
-          <w:szCs w:val="20"/>
           <w:highlight w:val="yellow"/>
         </w:rPr>
         <w:t xml:space="preserve">) </w:t>
@@ -1018,8 +894,6 @@
       <w:r>
         <w:rPr>
           <w:color w:val="000000"/>
-          <w:sz w:val="20"/>
-          <w:szCs w:val="20"/>
         </w:rPr>
         <w:t>}}{</w:t>
       </w:r>
@@ -1027,16 +901,12 @@
       <w:r>
         <w:rPr>
           <w:color w:val="000000"/>
-          <w:sz w:val="20"/>
-          <w:szCs w:val="20"/>
         </w:rPr>
         <w:t>%</w:t>
       </w:r>
       <w:r>
         <w:rPr>
           <w:color w:val="000000"/>
-          <w:sz w:val="20"/>
-          <w:szCs w:val="20"/>
           <w:highlight w:val="cyan"/>
         </w:rPr>
         <w:t xml:space="preserve"> </w:t>
@@ -1045,8 +915,6 @@
       <w:r>
         <w:rPr>
           <w:color w:val="000000"/>
-          <w:sz w:val="20"/>
-          <w:szCs w:val="20"/>
           <w:highlight w:val="cyan"/>
         </w:rPr>
         <w:t>elif</w:t>
@@ -1055,8 +923,6 @@
       <w:r>
         <w:rPr>
           <w:color w:val="000000"/>
-          <w:sz w:val="20"/>
-          <w:szCs w:val="20"/>
           <w:highlight w:val="cyan"/>
         </w:rPr>
         <w:t xml:space="preserve"> </w:t>
@@ -1065,8 +931,6 @@
       <w:r>
         <w:rPr>
           <w:color w:val="000000"/>
-          <w:sz w:val="20"/>
-          <w:szCs w:val="20"/>
           <w:highlight w:val="cyan"/>
         </w:rPr>
         <w:t>other_party_</w:t>
@@ -1075,8 +939,6 @@
       <w:r>
         <w:rPr>
           <w:color w:val="000000"/>
-          <w:sz w:val="20"/>
-          <w:szCs w:val="20"/>
           <w:highlight w:val="cyan"/>
         </w:rPr>
         <w:t>alias.there</w:t>
@@ -1085,8 +947,6 @@
       <w:r>
         <w:rPr>
           <w:color w:val="000000"/>
-          <w:sz w:val="20"/>
-          <w:szCs w:val="20"/>
           <w:highlight w:val="cyan"/>
         </w:rPr>
         <w:t>_are_any</w:t>
@@ -1095,8 +955,6 @@
       <w:r>
         <w:rPr>
           <w:color w:val="000000"/>
-          <w:sz w:val="20"/>
-          <w:szCs w:val="20"/>
           <w:highlight w:val="cyan"/>
         </w:rPr>
         <w:t xml:space="preserve"> is none </w:t>
@@ -1105,8 +963,6 @@
       <w:r>
         <w:rPr>
           <w:color w:val="000000"/>
-          <w:sz w:val="20"/>
-          <w:szCs w:val="20"/>
         </w:rPr>
         <w:t>%}Unknown</w:t>
       </w:r>
@@ -1114,16 +970,12 @@
       <w:r>
         <w:rPr>
           <w:color w:val="000000"/>
-          <w:sz w:val="20"/>
-          <w:szCs w:val="20"/>
         </w:rPr>
         <w:t>{%</w:t>
       </w:r>
       <w:r>
         <w:rPr>
           <w:color w:val="000000"/>
-          <w:sz w:val="20"/>
-          <w:szCs w:val="20"/>
           <w:highlight w:val="cyan"/>
         </w:rPr>
         <w:t xml:space="preserve"> else </w:t>
@@ -1132,8 +984,6 @@
       <w:r>
         <w:rPr>
           <w:color w:val="000000"/>
-          <w:sz w:val="20"/>
-          <w:szCs w:val="20"/>
         </w:rPr>
         <w:t>%}None</w:t>
       </w:r>
@@ -1141,16 +991,12 @@
       <w:r>
         <w:rPr>
           <w:color w:val="000000"/>
-          <w:sz w:val="20"/>
-          <w:szCs w:val="20"/>
         </w:rPr>
         <w:t>{%</w:t>
       </w:r>
       <w:r>
         <w:rPr>
           <w:color w:val="000000"/>
-          <w:sz w:val="20"/>
-          <w:szCs w:val="20"/>
           <w:highlight w:val="cyan"/>
         </w:rPr>
         <w:t xml:space="preserve"> </w:t>
@@ -1159,8 +1005,6 @@
       <w:r>
         <w:rPr>
           <w:color w:val="000000"/>
-          <w:sz w:val="20"/>
-          <w:szCs w:val="20"/>
           <w:highlight w:val="cyan"/>
         </w:rPr>
         <w:t xml:space="preserve">endif </w:t>
@@ -1168,8 +1012,6 @@
       <w:r>
         <w:rPr>
           <w:color w:val="000000"/>
-          <w:sz w:val="20"/>
-          <w:szCs w:val="20"/>
         </w:rPr>
         <w:t>%}</w:t>
       </w:r>
@@ -1177,8 +1019,6 @@
       <w:r>
         <w:rPr>
           <w:color w:val="000000"/>
-          <w:sz w:val="20"/>
-          <w:szCs w:val="20"/>
         </w:rPr>
         <w:t>.</w:t>
       </w:r>
@@ -1197,23 +1037,17 @@
         <w:ind w:left="469"/>
         <w:rPr>
           <w:color w:val="000000"/>
-          <w:sz w:val="20"/>
-          <w:szCs w:val="20"/>
-        </w:rPr>
-      </w:pPr>
-      <w:r>
-        <w:rPr>
-          <w:color w:val="000000"/>
-          <w:sz w:val="20"/>
-          <w:szCs w:val="20"/>
+        </w:rPr>
+      </w:pPr>
+      <w:r>
+        <w:rPr>
+          <w:color w:val="000000"/>
         </w:rPr>
         <w:t>{%</w:t>
       </w:r>
       <w:r>
         <w:rPr>
           <w:color w:val="000000"/>
-          <w:sz w:val="20"/>
-          <w:szCs w:val="20"/>
           <w:highlight w:val="cyan"/>
         </w:rPr>
         <w:t xml:space="preserve">p if </w:t>
@@ -1222,27 +1056,14 @@
       <w:r>
         <w:rPr>
           <w:color w:val="000000"/>
-          <w:sz w:val="20"/>
-          <w:szCs w:val="20"/>
-          <w:highlight w:val="cyan"/>
-        </w:rPr>
-        <w:t>petitioner</w:t>
-      </w:r>
-      <w:r>
-        <w:rPr>
-          <w:color w:val="000000"/>
-          <w:sz w:val="20"/>
-          <w:szCs w:val="20"/>
-          <w:highlight w:val="cyan"/>
-        </w:rPr>
-        <w:t>_is_emancipated_</w:t>
-      </w:r>
-      <w:proofErr w:type="gramStart"/>
-      <w:r>
-        <w:rPr>
-          <w:color w:val="000000"/>
-          <w:sz w:val="20"/>
-          <w:szCs w:val="20"/>
+          <w:highlight w:val="cyan"/>
+        </w:rPr>
+        <w:t>petitioner_is_emancipated_</w:t>
+      </w:r>
+      <w:proofErr w:type="gramStart"/>
+      <w:r>
+        <w:rPr>
+          <w:color w:val="000000"/>
           <w:highlight w:val="cyan"/>
         </w:rPr>
         <w:t>minor</w:t>
@@ -1251,8 +1072,6 @@
       <w:r>
         <w:rPr>
           <w:color w:val="000000"/>
-          <w:sz w:val="20"/>
-          <w:szCs w:val="20"/>
           <w:highlight w:val="cyan"/>
         </w:rPr>
         <w:t xml:space="preserve"> </w:t>
@@ -1260,8 +1079,6 @@
       <w:r>
         <w:rPr>
           <w:color w:val="000000"/>
-          <w:sz w:val="20"/>
-          <w:szCs w:val="20"/>
         </w:rPr>
         <w:t>%}</w:t>
       </w:r>
@@ -1281,8 +1098,6 @@
         <w:ind w:left="469"/>
         <w:rPr>
           <w:color w:val="000000"/>
-          <w:sz w:val="20"/>
-          <w:szCs w:val="20"/>
         </w:rPr>
       </w:pPr>
     </w:p>
@@ -1300,15 +1115,11 @@
         <w:ind w:left="469"/>
         <w:rPr>
           <w:color w:val="000000"/>
-          <w:sz w:val="20"/>
-          <w:szCs w:val="20"/>
-        </w:rPr>
-      </w:pPr>
-      <w:r>
-        <w:rPr>
-          <w:color w:val="000000"/>
-          <w:sz w:val="20"/>
-          <w:szCs w:val="20"/>
+        </w:rPr>
+      </w:pPr>
+      <w:r>
+        <w:rPr>
+          <w:color w:val="000000"/>
         </w:rPr>
         <w:t>Petitioner is an emancipated minor.</w:t>
       </w:r>
@@ -1327,23 +1138,17 @@
         <w:ind w:firstLine="469"/>
         <w:rPr>
           <w:color w:val="000000"/>
-          <w:sz w:val="20"/>
-          <w:szCs w:val="20"/>
-        </w:rPr>
-      </w:pPr>
-      <w:r>
-        <w:rPr>
-          <w:color w:val="000000"/>
-          <w:sz w:val="20"/>
-          <w:szCs w:val="20"/>
+        </w:rPr>
+      </w:pPr>
+      <w:r>
+        <w:rPr>
+          <w:color w:val="000000"/>
         </w:rPr>
         <w:t>{%</w:t>
       </w:r>
       <w:r>
         <w:rPr>
           <w:color w:val="000000"/>
-          <w:sz w:val="20"/>
-          <w:szCs w:val="20"/>
           <w:highlight w:val="cyan"/>
         </w:rPr>
         <w:t xml:space="preserve">p </w:t>
@@ -1352,8 +1157,6 @@
       <w:r>
         <w:rPr>
           <w:color w:val="000000"/>
-          <w:sz w:val="20"/>
-          <w:szCs w:val="20"/>
           <w:highlight w:val="cyan"/>
         </w:rPr>
         <w:t xml:space="preserve">endif </w:t>
@@ -1361,8 +1164,6 @@
       <w:r>
         <w:rPr>
           <w:color w:val="000000"/>
-          <w:sz w:val="20"/>
-          <w:szCs w:val="20"/>
         </w:rPr>
         <w:t>%}</w:t>
       </w:r>
@@ -1382,15 +1183,11 @@
         <w:ind w:left="469"/>
         <w:rPr>
           <w:color w:val="000000"/>
-          <w:sz w:val="20"/>
-          <w:szCs w:val="20"/>
-        </w:rPr>
-      </w:pPr>
-      <w:r>
-        <w:rPr>
-          <w:color w:val="000000"/>
-          <w:sz w:val="20"/>
-          <w:szCs w:val="20"/>
+        </w:rPr>
+      </w:pPr>
+      <w:r>
+        <w:rPr>
+          <w:color w:val="000000"/>
         </w:rPr>
         <w:t xml:space="preserve">{%p if </w:t>
       </w:r>
@@ -1398,25 +1195,13 @@
       <w:r>
         <w:rPr>
           <w:color w:val="000000"/>
-          <w:sz w:val="20"/>
-          <w:szCs w:val="20"/>
-        </w:rPr>
-        <w:t>respondent</w:t>
-      </w:r>
-      <w:r>
-        <w:rPr>
-          <w:color w:val="000000"/>
-          <w:sz w:val="20"/>
-          <w:szCs w:val="20"/>
-        </w:rPr>
-        <w:t>_is_emancipated_</w:t>
-      </w:r>
-      <w:proofErr w:type="gramStart"/>
-      <w:r>
-        <w:rPr>
-          <w:color w:val="000000"/>
-          <w:sz w:val="20"/>
-          <w:szCs w:val="20"/>
+        </w:rPr>
+        <w:t>respondent_is_emancipated_</w:t>
+      </w:r>
+      <w:proofErr w:type="gramStart"/>
+      <w:r>
+        <w:rPr>
+          <w:color w:val="000000"/>
         </w:rPr>
         <w:t>minor</w:t>
       </w:r>
@@ -1424,8 +1209,6 @@
       <w:r>
         <w:rPr>
           <w:color w:val="000000"/>
-          <w:sz w:val="20"/>
-          <w:szCs w:val="20"/>
         </w:rPr>
         <w:t xml:space="preserve"> %}</w:t>
       </w:r>
@@ -1445,8 +1228,6 @@
         <w:ind w:left="469"/>
         <w:rPr>
           <w:color w:val="000000"/>
-          <w:sz w:val="20"/>
-          <w:szCs w:val="20"/>
         </w:rPr>
       </w:pPr>
     </w:p>
@@ -1464,27 +1245,13 @@
         <w:ind w:left="469"/>
         <w:rPr>
           <w:color w:val="000000"/>
-          <w:sz w:val="20"/>
-          <w:szCs w:val="20"/>
-        </w:rPr>
-      </w:pPr>
-      <w:proofErr w:type="gramStart"/>
-      <w:r>
-        <w:rPr>
-          <w:color w:val="000000"/>
-          <w:sz w:val="20"/>
-          <w:szCs w:val="20"/>
-        </w:rPr>
-        <w:t>Respondent</w:t>
-      </w:r>
-      <w:proofErr w:type="gramEnd"/>
-      <w:r>
-        <w:rPr>
-          <w:color w:val="000000"/>
-          <w:sz w:val="20"/>
-          <w:szCs w:val="20"/>
-        </w:rPr>
-        <w:t xml:space="preserve"> is an emancipated minor.</w:t>
+        </w:rPr>
+      </w:pPr>
+      <w:r>
+        <w:rPr>
+          <w:color w:val="000000"/>
+        </w:rPr>
+        <w:t>Respondent is an emancipated minor.</w:t>
       </w:r>
     </w:p>
     <w:p>
@@ -1501,15 +1268,11 @@
         <w:ind w:firstLine="469"/>
         <w:rPr>
           <w:color w:val="000000"/>
-          <w:sz w:val="20"/>
-          <w:szCs w:val="20"/>
-        </w:rPr>
-      </w:pPr>
-      <w:r>
-        <w:rPr>
-          <w:color w:val="000000"/>
-          <w:sz w:val="20"/>
-          <w:szCs w:val="20"/>
+        </w:rPr>
+      </w:pPr>
+      <w:r>
+        <w:rPr>
+          <w:color w:val="000000"/>
         </w:rPr>
         <w:t xml:space="preserve">{%p </w:t>
       </w:r>
@@ -1517,8 +1280,6 @@
       <w:r>
         <w:rPr>
           <w:color w:val="000000"/>
-          <w:sz w:val="20"/>
-          <w:szCs w:val="20"/>
         </w:rPr>
         <w:t>endif %}</w:t>
       </w:r>
@@ -1538,23 +1299,17 @@
         <w:ind w:left="478" w:right="644" w:hanging="6"/>
         <w:rPr>
           <w:color w:val="000000"/>
-          <w:sz w:val="20"/>
-          <w:szCs w:val="20"/>
-        </w:rPr>
-      </w:pPr>
-      <w:r>
-        <w:rPr>
-          <w:color w:val="000000"/>
-          <w:sz w:val="20"/>
-          <w:szCs w:val="20"/>
+        </w:rPr>
+      </w:pPr>
+      <w:r>
+        <w:rPr>
+          <w:color w:val="000000"/>
         </w:rPr>
         <w:t>{%</w:t>
       </w:r>
       <w:r>
         <w:rPr>
           <w:color w:val="000000"/>
-          <w:sz w:val="20"/>
-          <w:szCs w:val="20"/>
           <w:highlight w:val="cyan"/>
         </w:rPr>
         <w:t xml:space="preserve">p if </w:t>
@@ -1563,8 +1318,6 @@
       <w:r>
         <w:rPr>
           <w:color w:val="000000"/>
-          <w:sz w:val="20"/>
-          <w:szCs w:val="20"/>
           <w:highlight w:val="cyan"/>
         </w:rPr>
         <w:t>relationship_to_respondent_</w:t>
@@ -1573,8 +1326,6 @@
       <w:r>
         <w:rPr>
           <w:color w:val="000000"/>
-          <w:sz w:val="20"/>
-          <w:szCs w:val="20"/>
           <w:highlight w:val="cyan"/>
         </w:rPr>
         <w:t>exp</w:t>
@@ -1583,8 +1334,6 @@
       <w:r>
         <w:rPr>
           <w:color w:val="000000"/>
-          <w:sz w:val="20"/>
-          <w:szCs w:val="20"/>
           <w:highlight w:val="cyan"/>
         </w:rPr>
         <w:t xml:space="preserve"> </w:t>
@@ -1592,8 +1341,6 @@
       <w:r>
         <w:rPr>
           <w:color w:val="000000"/>
-          <w:sz w:val="20"/>
-          <w:szCs w:val="20"/>
         </w:rPr>
         <w:t>%}</w:t>
       </w:r>
@@ -1613,8 +1360,6 @@
         <w:ind w:left="478" w:right="644" w:hanging="6"/>
         <w:rPr>
           <w:color w:val="000000"/>
-          <w:sz w:val="20"/>
-          <w:szCs w:val="20"/>
         </w:rPr>
       </w:pPr>
     </w:p>
@@ -1632,15 +1377,11 @@
         <w:ind w:left="478" w:right="644" w:hanging="6"/>
         <w:rPr>
           <w:color w:val="000000"/>
-          <w:sz w:val="20"/>
-          <w:szCs w:val="20"/>
-        </w:rPr>
-      </w:pPr>
-      <w:r>
-        <w:rPr>
-          <w:color w:val="000000"/>
-          <w:sz w:val="20"/>
-          <w:szCs w:val="20"/>
+        </w:rPr>
+      </w:pPr>
+      <w:r>
+        <w:rPr>
+          <w:color w:val="000000"/>
         </w:rPr>
         <w:t xml:space="preserve">The parties’ relationship is as follows: </w:t>
       </w:r>
@@ -1648,16 +1389,12 @@
       <w:r>
         <w:rPr>
           <w:color w:val="000000"/>
-          <w:sz w:val="20"/>
-          <w:szCs w:val="20"/>
         </w:rPr>
         <w:t>{{</w:t>
       </w:r>
       <w:r>
         <w:rPr>
           <w:color w:val="000000"/>
-          <w:sz w:val="20"/>
-          <w:szCs w:val="20"/>
           <w:highlight w:val="yellow"/>
         </w:rPr>
         <w:t xml:space="preserve"> </w:t>
@@ -1666,8 +1403,6 @@
       <w:r>
         <w:rPr>
           <w:color w:val="000000"/>
-          <w:sz w:val="20"/>
-          <w:szCs w:val="20"/>
           <w:highlight w:val="yellow"/>
         </w:rPr>
         <w:t>fix</w:t>
@@ -1676,8 +1411,6 @@
       <w:r>
         <w:rPr>
           <w:color w:val="000000"/>
-          <w:sz w:val="20"/>
-          <w:szCs w:val="20"/>
           <w:highlight w:val="yellow"/>
         </w:rPr>
         <w:t>_punctuation</w:t>
@@ -1686,8 +1419,6 @@
       <w:r>
         <w:rPr>
           <w:color w:val="000000"/>
-          <w:sz w:val="20"/>
-          <w:szCs w:val="20"/>
           <w:highlight w:val="yellow"/>
         </w:rPr>
         <w:t>(</w:t>
@@ -1696,8 +1427,6 @@
       <w:r>
         <w:rPr>
           <w:color w:val="000000"/>
-          <w:sz w:val="20"/>
-          <w:szCs w:val="20"/>
           <w:highlight w:val="yellow"/>
         </w:rPr>
         <w:t>relationship_to_respondent_exp</w:t>
@@ -1707,8 +1436,6 @@
       <w:r>
         <w:rPr>
           <w:color w:val="000000"/>
-          <w:sz w:val="20"/>
-          <w:szCs w:val="20"/>
           <w:highlight w:val="yellow"/>
         </w:rPr>
         <w:t>)</w:t>
@@ -1716,8 +1443,6 @@
       <w:r>
         <w:rPr>
           <w:color w:val="000000"/>
-          <w:sz w:val="20"/>
-          <w:szCs w:val="20"/>
           <w:highlight w:val="yellow"/>
         </w:rPr>
         <w:t xml:space="preserve"> </w:t>
@@ -1725,8 +1450,6 @@
       <w:r>
         <w:rPr>
           <w:color w:val="000000"/>
-          <w:sz w:val="20"/>
-          <w:szCs w:val="20"/>
         </w:rPr>
         <w:t>}</w:t>
       </w:r>
@@ -1734,8 +1457,6 @@
       <w:r>
         <w:rPr>
           <w:color w:val="000000"/>
-          <w:sz w:val="20"/>
-          <w:szCs w:val="20"/>
         </w:rPr>
         <w:t>}</w:t>
       </w:r>
@@ -1754,23 +1475,17 @@
         <w:ind w:left="478" w:right="644" w:hanging="6"/>
         <w:rPr>
           <w:color w:val="000000"/>
-          <w:sz w:val="20"/>
-          <w:szCs w:val="20"/>
-        </w:rPr>
-      </w:pPr>
-      <w:r>
-        <w:rPr>
-          <w:color w:val="000000"/>
-          <w:sz w:val="20"/>
-          <w:szCs w:val="20"/>
+        </w:rPr>
+      </w:pPr>
+      <w:r>
+        <w:rPr>
+          <w:color w:val="000000"/>
         </w:rPr>
         <w:t>{%</w:t>
       </w:r>
       <w:r>
         <w:rPr>
           <w:color w:val="000000"/>
-          <w:sz w:val="20"/>
-          <w:szCs w:val="20"/>
           <w:highlight w:val="cyan"/>
         </w:rPr>
         <w:t xml:space="preserve">p </w:t>
@@ -1779,8 +1494,6 @@
       <w:r>
         <w:rPr>
           <w:color w:val="000000"/>
-          <w:sz w:val="20"/>
-          <w:szCs w:val="20"/>
           <w:highlight w:val="cyan"/>
         </w:rPr>
         <w:t xml:space="preserve">endif </w:t>
@@ -1788,8 +1501,6 @@
       <w:r>
         <w:rPr>
           <w:color w:val="000000"/>
-          <w:sz w:val="20"/>
-          <w:szCs w:val="20"/>
         </w:rPr>
         <w:t>%}</w:t>
       </w:r>
@@ -1809,23 +1520,61 @@
         <w:ind w:left="478" w:right="644" w:hanging="6"/>
         <w:rPr>
           <w:color w:val="000000"/>
-          <w:sz w:val="20"/>
-          <w:szCs w:val="20"/>
-        </w:rPr>
-      </w:pPr>
-      <w:r>
-        <w:rPr>
-          <w:color w:val="000000"/>
-          <w:sz w:val="20"/>
-          <w:szCs w:val="20"/>
+        </w:rPr>
+      </w:pPr>
+    </w:p>
+    <w:p>
+      <w:pPr>
+        <w:widowControl w:val="0"/>
+        <w:pBdr>
+          <w:top w:val="nil"/>
+          <w:left w:val="nil"/>
+          <w:bottom w:val="nil"/>
+          <w:right w:val="nil"/>
+          <w:between w:val="nil"/>
+        </w:pBdr>
+        <w:spacing w:line="222" w:lineRule="auto"/>
+        <w:ind w:left="478" w:right="644" w:hanging="6"/>
+        <w:rPr>
+          <w:b/>
+          <w:bCs/>
+          <w:color w:val="000000"/>
+        </w:rPr>
+      </w:pPr>
+      <w:r>
+        <w:rPr>
+          <w:b/>
+          <w:bCs/>
+          <w:color w:val="000000"/>
+        </w:rPr>
+        <w:t>Incidents</w:t>
+      </w:r>
+    </w:p>
+    <w:p>
+      <w:pPr>
+        <w:widowControl w:val="0"/>
+        <w:pBdr>
+          <w:top w:val="nil"/>
+          <w:left w:val="nil"/>
+          <w:bottom w:val="nil"/>
+          <w:right w:val="nil"/>
+          <w:between w:val="nil"/>
+        </w:pBdr>
+        <w:spacing w:line="222" w:lineRule="auto"/>
+        <w:ind w:left="478" w:right="644" w:hanging="6"/>
+        <w:rPr>
+          <w:color w:val="000000"/>
+        </w:rPr>
+      </w:pPr>
+      <w:r>
+        <w:rPr>
+          <w:color w:val="000000"/>
         </w:rPr>
         <w:t>{%</w:t>
       </w:r>
       <w:r>
         <w:rPr>
           <w:color w:val="000000"/>
-          <w:sz w:val="20"/>
-          <w:szCs w:val="20"/>
           <w:highlight w:val="cyan"/>
         </w:rPr>
         <w:t xml:space="preserve">p for incident in </w:t>
@@ -1834,8 +1583,6 @@
       <w:r>
         <w:rPr>
           <w:color w:val="000000"/>
-          <w:sz w:val="20"/>
-          <w:szCs w:val="20"/>
           <w:highlight w:val="cyan"/>
         </w:rPr>
         <w:t xml:space="preserve">incidents </w:t>
@@ -1843,8 +1590,6 @@
       <w:r>
         <w:rPr>
           <w:color w:val="000000"/>
-          <w:sz w:val="20"/>
-          <w:szCs w:val="20"/>
         </w:rPr>
         <w:t>%}</w:t>
       </w:r>
@@ -1864,23 +1609,17 @@
         <w:ind w:left="478" w:right="644" w:hanging="6"/>
         <w:rPr>
           <w:color w:val="000000"/>
-          <w:sz w:val="20"/>
-          <w:szCs w:val="20"/>
-        </w:rPr>
-      </w:pPr>
-      <w:r>
-        <w:rPr>
-          <w:color w:val="000000"/>
-          <w:sz w:val="20"/>
-          <w:szCs w:val="20"/>
+        </w:rPr>
+      </w:pPr>
+      <w:r>
+        <w:rPr>
+          <w:color w:val="000000"/>
         </w:rPr>
         <w:t>{{</w:t>
       </w:r>
       <w:r>
         <w:rPr>
           <w:color w:val="000000"/>
-          <w:sz w:val="20"/>
-          <w:szCs w:val="20"/>
           <w:highlight w:val="yellow"/>
         </w:rPr>
         <w:t xml:space="preserve"> alpha(loop.index0, case=’lower’) </w:t>
@@ -1888,16 +1627,12 @@
       <w:r>
         <w:rPr>
           <w:color w:val="000000"/>
-          <w:sz w:val="20"/>
-          <w:szCs w:val="20"/>
         </w:rPr>
         <w:t>}}.{%</w:t>
       </w:r>
       <w:r>
         <w:rPr>
           <w:color w:val="000000"/>
-          <w:sz w:val="20"/>
-          <w:szCs w:val="20"/>
           <w:highlight w:val="cyan"/>
         </w:rPr>
         <w:t xml:space="preserve"> if loop.index0 &lt; 1 </w:t>
@@ -1905,16 +1640,12 @@
       <w:r>
         <w:rPr>
           <w:color w:val="000000"/>
-          <w:sz w:val="20"/>
-          <w:szCs w:val="20"/>
         </w:rPr>
         <w:t>%} One{%</w:t>
       </w:r>
       <w:r>
         <w:rPr>
           <w:color w:val="000000"/>
-          <w:sz w:val="20"/>
-          <w:szCs w:val="20"/>
           <w:highlight w:val="cyan"/>
         </w:rPr>
         <w:t xml:space="preserve"> else </w:t>
@@ -1922,16 +1653,12 @@
       <w:r>
         <w:rPr>
           <w:color w:val="000000"/>
-          <w:sz w:val="20"/>
-          <w:szCs w:val="20"/>
         </w:rPr>
         <w:t>%} Another{%</w:t>
       </w:r>
       <w:r>
         <w:rPr>
           <w:color w:val="000000"/>
-          <w:sz w:val="20"/>
-          <w:szCs w:val="20"/>
           <w:highlight w:val="cyan"/>
         </w:rPr>
         <w:t xml:space="preserve"> endif </w:t>
@@ -1939,32 +1666,24 @@
       <w:r>
         <w:rPr>
           <w:color w:val="000000"/>
-          <w:sz w:val="20"/>
-          <w:szCs w:val="20"/>
         </w:rPr>
         <w:t xml:space="preserve">%} incident of </w:t>
       </w:r>
       <w:r>
         <w:rPr>
           <w:color w:val="000000"/>
-          <w:sz w:val="20"/>
-          <w:szCs w:val="20"/>
         </w:rPr>
         <w:t>stalking or other threatening behavior by</w:t>
       </w:r>
       <w:r>
         <w:rPr>
           <w:color w:val="000000"/>
-          <w:sz w:val="20"/>
-          <w:szCs w:val="20"/>
         </w:rPr>
         <w:t xml:space="preserve"> {{</w:t>
       </w:r>
       <w:r>
         <w:rPr>
           <w:color w:val="000000"/>
-          <w:sz w:val="20"/>
-          <w:szCs w:val="20"/>
           <w:highlight w:val="yellow"/>
         </w:rPr>
         <w:t xml:space="preserve"> </w:t>
@@ -1973,8 +1692,6 @@
       <w:r>
         <w:rPr>
           <w:color w:val="000000"/>
-          <w:sz w:val="20"/>
-          <w:szCs w:val="20"/>
           <w:highlight w:val="yellow"/>
         </w:rPr>
         <w:t>other_parties</w:t>
@@ -1983,8 +1700,6 @@
       <w:r>
         <w:rPr>
           <w:color w:val="000000"/>
-          <w:sz w:val="20"/>
-          <w:szCs w:val="20"/>
           <w:highlight w:val="yellow"/>
         </w:rPr>
         <w:t>[0].</w:t>
@@ -1993,8 +1708,6 @@
       <w:r>
         <w:rPr>
           <w:color w:val="000000"/>
-          <w:sz w:val="20"/>
-          <w:szCs w:val="20"/>
           <w:highlight w:val="yellow"/>
         </w:rPr>
         <w:t>name</w:t>
@@ -2002,8 +1715,6 @@
       <w:r>
         <w:rPr>
           <w:color w:val="000000"/>
-          <w:sz w:val="20"/>
-          <w:szCs w:val="20"/>
           <w:highlight w:val="yellow"/>
         </w:rPr>
         <w:t>_full</w:t>
@@ -2012,8 +1723,6 @@
       <w:r>
         <w:rPr>
           <w:color w:val="000000"/>
-          <w:sz w:val="20"/>
-          <w:szCs w:val="20"/>
           <w:highlight w:val="yellow"/>
         </w:rPr>
         <w:t>()</w:t>
@@ -2021,8 +1730,6 @@
       <w:r>
         <w:rPr>
           <w:color w:val="000000"/>
-          <w:sz w:val="20"/>
-          <w:szCs w:val="20"/>
           <w:highlight w:val="yellow"/>
         </w:rPr>
         <w:t xml:space="preserve"> </w:t>
@@ -2030,16 +1737,12 @@
       <w:r>
         <w:rPr>
           <w:color w:val="000000"/>
-          <w:sz w:val="20"/>
-          <w:szCs w:val="20"/>
         </w:rPr>
         <w:t>}} occurred on or about {{</w:t>
       </w:r>
       <w:r>
         <w:rPr>
           <w:color w:val="000000"/>
-          <w:sz w:val="20"/>
-          <w:szCs w:val="20"/>
           <w:highlight w:val="yellow"/>
         </w:rPr>
         <w:t xml:space="preserve"> </w:t>
@@ -2048,8 +1751,6 @@
       <w:r>
         <w:rPr>
           <w:color w:val="000000"/>
-          <w:sz w:val="20"/>
-          <w:szCs w:val="20"/>
           <w:highlight w:val="yellow"/>
         </w:rPr>
         <w:t>strip_end_punctuation</w:t>
@@ -2058,8 +1759,6 @@
       <w:r>
         <w:rPr>
           <w:color w:val="000000"/>
-          <w:sz w:val="20"/>
-          <w:szCs w:val="20"/>
           <w:highlight w:val="yellow"/>
         </w:rPr>
         <w:t>(</w:t>
@@ -2068,8 +1767,6 @@
       <w:r>
         <w:rPr>
           <w:color w:val="000000"/>
-          <w:sz w:val="20"/>
-          <w:szCs w:val="20"/>
           <w:highlight w:val="yellow"/>
         </w:rPr>
         <w:t>incident.date</w:t>
@@ -2078,8 +1775,6 @@
       <w:r>
         <w:rPr>
           <w:color w:val="000000"/>
-          <w:sz w:val="20"/>
-          <w:szCs w:val="20"/>
           <w:highlight w:val="yellow"/>
         </w:rPr>
         <w:t>)</w:t>
@@ -2087,8 +1782,6 @@
       <w:r>
         <w:rPr>
           <w:color w:val="000000"/>
-          <w:sz w:val="20"/>
-          <w:szCs w:val="20"/>
           <w:highlight w:val="yellow"/>
         </w:rPr>
         <w:t xml:space="preserve"> </w:t>
@@ -2096,16 +1789,12 @@
       <w:r>
         <w:rPr>
           <w:color w:val="000000"/>
-          <w:sz w:val="20"/>
-          <w:szCs w:val="20"/>
         </w:rPr>
         <w:t>}} at the following location: {{</w:t>
       </w:r>
       <w:r>
         <w:rPr>
           <w:color w:val="000000"/>
-          <w:sz w:val="20"/>
-          <w:szCs w:val="20"/>
           <w:highlight w:val="yellow"/>
         </w:rPr>
         <w:t xml:space="preserve"> </w:t>
@@ -2114,8 +1803,6 @@
       <w:r>
         <w:rPr>
           <w:color w:val="000000"/>
-          <w:sz w:val="20"/>
-          <w:szCs w:val="20"/>
           <w:highlight w:val="yellow"/>
         </w:rPr>
         <w:t>fix_punctuation</w:t>
@@ -2124,8 +1811,6 @@
       <w:r>
         <w:rPr>
           <w:color w:val="000000"/>
-          <w:sz w:val="20"/>
-          <w:szCs w:val="20"/>
           <w:highlight w:val="yellow"/>
         </w:rPr>
         <w:t>(</w:t>
@@ -2134,8 +1819,6 @@
       <w:r>
         <w:rPr>
           <w:color w:val="000000"/>
-          <w:sz w:val="20"/>
-          <w:szCs w:val="20"/>
           <w:highlight w:val="yellow"/>
         </w:rPr>
         <w:t>incident.location</w:t>
@@ -2144,8 +1827,6 @@
       <w:r>
         <w:rPr>
           <w:color w:val="000000"/>
-          <w:sz w:val="20"/>
-          <w:szCs w:val="20"/>
           <w:highlight w:val="yellow"/>
         </w:rPr>
         <w:t>)</w:t>
@@ -2153,8 +1834,6 @@
       <w:r>
         <w:rPr>
           <w:color w:val="000000"/>
-          <w:sz w:val="20"/>
-          <w:szCs w:val="20"/>
           <w:highlight w:val="yellow"/>
         </w:rPr>
         <w:t xml:space="preserve"> </w:t>
@@ -2162,8 +1841,6 @@
       <w:r>
         <w:rPr>
           <w:color w:val="000000"/>
-          <w:sz w:val="20"/>
-          <w:szCs w:val="20"/>
         </w:rPr>
         <w:t xml:space="preserve">}} </w:t>
       </w:r>
@@ -2182,15 +1859,11 @@
         <w:ind w:left="478" w:right="966" w:firstLine="242"/>
         <w:rPr>
           <w:color w:val="000000"/>
-          <w:sz w:val="20"/>
-          <w:szCs w:val="20"/>
-        </w:rPr>
-      </w:pPr>
-      <w:r>
-        <w:rPr>
-          <w:color w:val="000000"/>
-          <w:sz w:val="20"/>
-          <w:szCs w:val="20"/>
+        </w:rPr>
+      </w:pPr>
+      <w:r>
+        <w:rPr>
+          <w:color w:val="000000"/>
         </w:rPr>
         <w:t xml:space="preserve">At that time, </w:t>
       </w:r>
@@ -2198,16 +1871,12 @@
       <w:r>
         <w:rPr>
           <w:color w:val="000000"/>
-          <w:sz w:val="20"/>
-          <w:szCs w:val="20"/>
         </w:rPr>
         <w:t>{{</w:t>
       </w:r>
       <w:r>
         <w:rPr>
           <w:color w:val="000000"/>
-          <w:sz w:val="20"/>
-          <w:szCs w:val="20"/>
           <w:highlight w:val="yellow"/>
         </w:rPr>
         <w:t xml:space="preserve"> </w:t>
@@ -2216,8 +1885,6 @@
       <w:r>
         <w:rPr>
           <w:color w:val="000000"/>
-          <w:sz w:val="20"/>
-          <w:szCs w:val="20"/>
           <w:highlight w:val="yellow"/>
         </w:rPr>
         <w:t>other</w:t>
@@ -2226,8 +1893,6 @@
       <w:r>
         <w:rPr>
           <w:color w:val="000000"/>
-          <w:sz w:val="20"/>
-          <w:szCs w:val="20"/>
           <w:highlight w:val="yellow"/>
         </w:rPr>
         <w:t>_parties</w:t>
@@ -2236,8 +1901,6 @@
       <w:r>
         <w:rPr>
           <w:color w:val="000000"/>
-          <w:sz w:val="20"/>
-          <w:szCs w:val="20"/>
           <w:highlight w:val="yellow"/>
         </w:rPr>
         <w:t>[0]</w:t>
@@ -2245,8 +1908,6 @@
       <w:r>
         <w:rPr>
           <w:color w:val="000000"/>
-          <w:sz w:val="20"/>
-          <w:szCs w:val="20"/>
           <w:highlight w:val="yellow"/>
         </w:rPr>
         <w:t>.</w:t>
@@ -2255,8 +1916,6 @@
       <w:r>
         <w:rPr>
           <w:color w:val="000000"/>
-          <w:sz w:val="20"/>
-          <w:szCs w:val="20"/>
           <w:highlight w:val="yellow"/>
         </w:rPr>
         <w:t>name_</w:t>
@@ -2265,8 +1924,6 @@
       <w:r>
         <w:rPr>
           <w:color w:val="000000"/>
-          <w:sz w:val="20"/>
-          <w:szCs w:val="20"/>
           <w:highlight w:val="yellow"/>
         </w:rPr>
         <w:t>full</w:t>
@@ -2275,8 +1932,6 @@
       <w:r>
         <w:rPr>
           <w:color w:val="000000"/>
-          <w:sz w:val="20"/>
-          <w:szCs w:val="20"/>
           <w:highlight w:val="yellow"/>
         </w:rPr>
         <w:t>()</w:t>
@@ -2284,8 +1939,6 @@
       <w:r>
         <w:rPr>
           <w:color w:val="000000"/>
-          <w:sz w:val="20"/>
-          <w:szCs w:val="20"/>
           <w:highlight w:val="yellow"/>
         </w:rPr>
         <w:t xml:space="preserve"> </w:t>
@@ -2293,8 +1946,6 @@
       <w:r>
         <w:rPr>
           <w:color w:val="000000"/>
-          <w:sz w:val="20"/>
-          <w:szCs w:val="20"/>
         </w:rPr>
         <w:t>}</w:t>
       </w:r>
@@ -2302,8 +1953,6 @@
       <w:r>
         <w:rPr>
           <w:color w:val="000000"/>
-          <w:sz w:val="20"/>
-          <w:szCs w:val="20"/>
         </w:rPr>
         <w:t xml:space="preserve">} said or did the following: </w:t>
       </w:r>
@@ -2311,16 +1960,12 @@
       <w:r>
         <w:rPr>
           <w:color w:val="000000"/>
-          <w:sz w:val="20"/>
-          <w:szCs w:val="20"/>
         </w:rPr>
         <w:t>{{</w:t>
       </w:r>
       <w:r>
         <w:rPr>
           <w:color w:val="000000"/>
-          <w:sz w:val="20"/>
-          <w:szCs w:val="20"/>
           <w:highlight w:val="yellow"/>
         </w:rPr>
         <w:t xml:space="preserve"> </w:t>
@@ -2329,8 +1974,6 @@
       <w:r>
         <w:rPr>
           <w:color w:val="000000"/>
-          <w:sz w:val="20"/>
-          <w:szCs w:val="20"/>
           <w:highlight w:val="yellow"/>
         </w:rPr>
         <w:t>fix</w:t>
@@ -2339,8 +1982,6 @@
       <w:r>
         <w:rPr>
           <w:color w:val="000000"/>
-          <w:sz w:val="20"/>
-          <w:szCs w:val="20"/>
           <w:highlight w:val="yellow"/>
         </w:rPr>
         <w:t>_punctuation</w:t>
@@ -2349,8 +1990,6 @@
       <w:r>
         <w:rPr>
           <w:color w:val="000000"/>
-          <w:sz w:val="20"/>
-          <w:szCs w:val="20"/>
           <w:highlight w:val="yellow"/>
         </w:rPr>
         <w:t>(</w:t>
@@ -2360,8 +1999,6 @@
       <w:r>
         <w:rPr>
           <w:color w:val="000000"/>
-          <w:sz w:val="20"/>
-          <w:szCs w:val="20"/>
           <w:highlight w:val="yellow"/>
         </w:rPr>
         <w:t>incident.other</w:t>
@@ -2370,8 +2007,6 @@
       <w:r>
         <w:rPr>
           <w:color w:val="000000"/>
-          <w:sz w:val="20"/>
-          <w:szCs w:val="20"/>
           <w:highlight w:val="yellow"/>
         </w:rPr>
         <w:t>_party_actions</w:t>
@@ -2381,8 +2016,6 @@
       <w:r>
         <w:rPr>
           <w:color w:val="000000"/>
-          <w:sz w:val="20"/>
-          <w:szCs w:val="20"/>
           <w:highlight w:val="yellow"/>
         </w:rPr>
         <w:t>)</w:t>
@@ -2390,8 +2023,6 @@
       <w:r>
         <w:rPr>
           <w:color w:val="000000"/>
-          <w:sz w:val="20"/>
-          <w:szCs w:val="20"/>
           <w:highlight w:val="yellow"/>
         </w:rPr>
         <w:t xml:space="preserve"> </w:t>
@@ -2399,8 +2030,6 @@
       <w:r>
         <w:rPr>
           <w:color w:val="000000"/>
-          <w:sz w:val="20"/>
-          <w:szCs w:val="20"/>
         </w:rPr>
         <w:t>}</w:t>
       </w:r>
@@ -2408,8 +2037,6 @@
       <w:r>
         <w:rPr>
           <w:color w:val="000000"/>
-          <w:sz w:val="20"/>
-          <w:szCs w:val="20"/>
         </w:rPr>
         <w:t xml:space="preserve">} </w:t>
       </w:r>
@@ -2428,23 +2055,17 @@
         <w:ind w:left="465" w:right="577"/>
         <w:rPr>
           <w:color w:val="000000"/>
-          <w:sz w:val="20"/>
-          <w:szCs w:val="20"/>
-        </w:rPr>
-      </w:pPr>
-      <w:r>
-        <w:rPr>
-          <w:color w:val="000000"/>
-          <w:sz w:val="20"/>
-          <w:szCs w:val="20"/>
+        </w:rPr>
+      </w:pPr>
+      <w:r>
+        <w:rPr>
+          <w:color w:val="000000"/>
         </w:rPr>
         <w:t>{%</w:t>
       </w:r>
       <w:r>
         <w:rPr>
           <w:color w:val="000000"/>
-          <w:sz w:val="20"/>
-          <w:szCs w:val="20"/>
           <w:highlight w:val="cyan"/>
         </w:rPr>
         <w:t xml:space="preserve">p if </w:t>
@@ -2454,8 +2075,6 @@
       <w:r>
         <w:rPr>
           <w:color w:val="000000"/>
-          <w:sz w:val="20"/>
-          <w:szCs w:val="20"/>
           <w:highlight w:val="cyan"/>
         </w:rPr>
         <w:t>incident.reason</w:t>
@@ -2464,8 +2083,6 @@
       <w:r>
         <w:rPr>
           <w:color w:val="000000"/>
-          <w:sz w:val="20"/>
-          <w:szCs w:val="20"/>
           <w:highlight w:val="cyan"/>
         </w:rPr>
         <w:t>_other_party_</w:t>
@@ -2474,8 +2091,6 @@
       <w:r>
         <w:rPr>
           <w:color w:val="000000"/>
-          <w:sz w:val="20"/>
-          <w:szCs w:val="20"/>
           <w:highlight w:val="cyan"/>
         </w:rPr>
         <w:t>responsible</w:t>
@@ -2484,8 +2099,6 @@
       <w:r>
         <w:rPr>
           <w:color w:val="000000"/>
-          <w:sz w:val="20"/>
-          <w:szCs w:val="20"/>
           <w:highlight w:val="cyan"/>
         </w:rPr>
         <w:t xml:space="preserve"> </w:t>
@@ -2493,8 +2106,6 @@
       <w:r>
         <w:rPr>
           <w:color w:val="000000"/>
-          <w:sz w:val="20"/>
-          <w:szCs w:val="20"/>
         </w:rPr>
         <w:t>%}</w:t>
       </w:r>
@@ -2514,8 +2125,6 @@
         <w:ind w:left="465" w:right="577"/>
         <w:rPr>
           <w:color w:val="000000"/>
-          <w:sz w:val="20"/>
-          <w:szCs w:val="20"/>
         </w:rPr>
       </w:pPr>
     </w:p>
@@ -2533,15 +2142,11 @@
         <w:ind w:left="465" w:right="577"/>
         <w:rPr>
           <w:color w:val="000000"/>
-          <w:sz w:val="20"/>
-          <w:szCs w:val="20"/>
-        </w:rPr>
-      </w:pPr>
-      <w:r>
-        <w:rPr>
-          <w:color w:val="000000"/>
-          <w:sz w:val="20"/>
-          <w:szCs w:val="20"/>
+        </w:rPr>
+      </w:pPr>
+      <w:r>
+        <w:rPr>
+          <w:color w:val="000000"/>
         </w:rPr>
         <w:tab/>
         <w:t xml:space="preserve">I know </w:t>
@@ -2550,16 +2155,12 @@
       <w:r>
         <w:rPr>
           <w:color w:val="000000"/>
-          <w:sz w:val="20"/>
-          <w:szCs w:val="20"/>
         </w:rPr>
         <w:t>{{</w:t>
       </w:r>
       <w:r>
         <w:rPr>
           <w:color w:val="000000"/>
-          <w:sz w:val="20"/>
-          <w:szCs w:val="20"/>
           <w:highlight w:val="yellow"/>
         </w:rPr>
         <w:t xml:space="preserve"> </w:t>
@@ -2568,8 +2169,6 @@
       <w:r>
         <w:rPr>
           <w:color w:val="000000"/>
-          <w:sz w:val="20"/>
-          <w:szCs w:val="20"/>
           <w:highlight w:val="yellow"/>
         </w:rPr>
         <w:t>other</w:t>
@@ -2578,8 +2177,6 @@
       <w:r>
         <w:rPr>
           <w:color w:val="000000"/>
-          <w:sz w:val="20"/>
-          <w:szCs w:val="20"/>
           <w:highlight w:val="yellow"/>
         </w:rPr>
         <w:t>_parties</w:t>
@@ -2588,8 +2185,6 @@
       <w:r>
         <w:rPr>
           <w:color w:val="000000"/>
-          <w:sz w:val="20"/>
-          <w:szCs w:val="20"/>
           <w:highlight w:val="yellow"/>
         </w:rPr>
         <w:t>[0].</w:t>
@@ -2598,8 +2193,6 @@
       <w:r>
         <w:rPr>
           <w:color w:val="000000"/>
-          <w:sz w:val="20"/>
-          <w:szCs w:val="20"/>
           <w:highlight w:val="yellow"/>
         </w:rPr>
         <w:t>name</w:t>
@@ -2607,8 +2200,6 @@
       <w:r>
         <w:rPr>
           <w:color w:val="000000"/>
-          <w:sz w:val="20"/>
-          <w:szCs w:val="20"/>
           <w:highlight w:val="yellow"/>
         </w:rPr>
         <w:t>_</w:t>
@@ -2617,8 +2208,6 @@
       <w:r>
         <w:rPr>
           <w:color w:val="000000"/>
-          <w:sz w:val="20"/>
-          <w:szCs w:val="20"/>
           <w:highlight w:val="yellow"/>
         </w:rPr>
         <w:t>full</w:t>
@@ -2627,8 +2216,6 @@
       <w:r>
         <w:rPr>
           <w:color w:val="000000"/>
-          <w:sz w:val="20"/>
-          <w:szCs w:val="20"/>
           <w:highlight w:val="yellow"/>
         </w:rPr>
         <w:t>()</w:t>
@@ -2636,8 +2223,6 @@
       <w:r>
         <w:rPr>
           <w:color w:val="000000"/>
-          <w:sz w:val="20"/>
-          <w:szCs w:val="20"/>
           <w:highlight w:val="yellow"/>
         </w:rPr>
         <w:t xml:space="preserve"> </w:t>
@@ -2645,8 +2230,6 @@
       <w:r>
         <w:rPr>
           <w:color w:val="000000"/>
-          <w:sz w:val="20"/>
-          <w:szCs w:val="20"/>
         </w:rPr>
         <w:t>}</w:t>
       </w:r>
@@ -2654,8 +2237,6 @@
       <w:r>
         <w:rPr>
           <w:color w:val="000000"/>
-          <w:sz w:val="20"/>
-          <w:szCs w:val="20"/>
         </w:rPr>
         <w:t xml:space="preserve">} </w:t>
       </w:r>
@@ -2663,8 +2244,6 @@
       <w:r>
         <w:rPr>
           <w:color w:val="000000"/>
-          <w:sz w:val="20"/>
-          <w:szCs w:val="20"/>
         </w:rPr>
         <w:t>was</w:t>
       </w:r>
@@ -2672,8 +2251,6 @@
       <w:r>
         <w:rPr>
           <w:color w:val="000000"/>
-          <w:sz w:val="20"/>
-          <w:szCs w:val="20"/>
         </w:rPr>
         <w:t xml:space="preserve"> responsible for the behavior because: </w:t>
       </w:r>
@@ -2681,16 +2258,12 @@
       <w:r>
         <w:rPr>
           <w:color w:val="000000"/>
-          <w:sz w:val="20"/>
-          <w:szCs w:val="20"/>
         </w:rPr>
         <w:t>{{</w:t>
       </w:r>
       <w:r>
         <w:rPr>
           <w:color w:val="000000"/>
-          <w:sz w:val="20"/>
-          <w:szCs w:val="20"/>
           <w:highlight w:val="yellow"/>
         </w:rPr>
         <w:t xml:space="preserve"> </w:t>
@@ -2699,8 +2272,6 @@
       <w:r>
         <w:rPr>
           <w:color w:val="000000"/>
-          <w:sz w:val="20"/>
-          <w:szCs w:val="20"/>
           <w:highlight w:val="yellow"/>
         </w:rPr>
         <w:t>fix</w:t>
@@ -2709,8 +2280,6 @@
       <w:r>
         <w:rPr>
           <w:color w:val="000000"/>
-          <w:sz w:val="20"/>
-          <w:szCs w:val="20"/>
           <w:highlight w:val="yellow"/>
         </w:rPr>
         <w:t>_punctuation</w:t>
@@ -2719,8 +2288,6 @@
       <w:r>
         <w:rPr>
           <w:color w:val="000000"/>
-          <w:sz w:val="20"/>
-          <w:szCs w:val="20"/>
           <w:highlight w:val="yellow"/>
         </w:rPr>
         <w:t>(</w:t>
@@ -2730,8 +2297,6 @@
       <w:r>
         <w:rPr>
           <w:color w:val="000000"/>
-          <w:sz w:val="20"/>
-          <w:szCs w:val="20"/>
           <w:highlight w:val="yellow"/>
         </w:rPr>
         <w:t>incident.reason</w:t>
@@ -2740,8 +2305,6 @@
       <w:r>
         <w:rPr>
           <w:color w:val="000000"/>
-          <w:sz w:val="20"/>
-          <w:szCs w:val="20"/>
           <w:highlight w:val="yellow"/>
         </w:rPr>
         <w:t>_other_party_responsible</w:t>
@@ -2751,8 +2314,6 @@
       <w:r>
         <w:rPr>
           <w:color w:val="000000"/>
-          <w:sz w:val="20"/>
-          <w:szCs w:val="20"/>
           <w:highlight w:val="yellow"/>
         </w:rPr>
         <w:t>)</w:t>
@@ -2760,8 +2321,6 @@
       <w:r>
         <w:rPr>
           <w:color w:val="000000"/>
-          <w:sz w:val="20"/>
-          <w:szCs w:val="20"/>
           <w:highlight w:val="yellow"/>
         </w:rPr>
         <w:t xml:space="preserve"> </w:t>
@@ -2769,8 +2328,6 @@
       <w:r>
         <w:rPr>
           <w:color w:val="000000"/>
-          <w:sz w:val="20"/>
-          <w:szCs w:val="20"/>
         </w:rPr>
         <w:t>}</w:t>
       </w:r>
@@ -2778,8 +2335,6 @@
       <w:r>
         <w:rPr>
           <w:color w:val="000000"/>
-          <w:sz w:val="20"/>
-          <w:szCs w:val="20"/>
         </w:rPr>
         <w:t>}</w:t>
       </w:r>
@@ -2798,23 +2353,17 @@
         <w:ind w:left="465" w:right="577"/>
         <w:rPr>
           <w:color w:val="000000"/>
-          <w:sz w:val="20"/>
-          <w:szCs w:val="20"/>
-        </w:rPr>
-      </w:pPr>
-      <w:r>
-        <w:rPr>
-          <w:color w:val="000000"/>
-          <w:sz w:val="20"/>
-          <w:szCs w:val="20"/>
+        </w:rPr>
+      </w:pPr>
+      <w:r>
+        <w:rPr>
+          <w:color w:val="000000"/>
         </w:rPr>
         <w:t>{%</w:t>
       </w:r>
       <w:r>
         <w:rPr>
           <w:color w:val="000000"/>
-          <w:sz w:val="20"/>
-          <w:szCs w:val="20"/>
           <w:highlight w:val="cyan"/>
         </w:rPr>
         <w:t xml:space="preserve">p </w:t>
@@ -2823,8 +2372,6 @@
       <w:r>
         <w:rPr>
           <w:color w:val="000000"/>
-          <w:sz w:val="20"/>
-          <w:szCs w:val="20"/>
           <w:highlight w:val="cyan"/>
         </w:rPr>
         <w:t xml:space="preserve">endif </w:t>
@@ -2832,8 +2379,6 @@
       <w:r>
         <w:rPr>
           <w:color w:val="000000"/>
-          <w:sz w:val="20"/>
-          <w:szCs w:val="20"/>
         </w:rPr>
         <w:t>%}</w:t>
       </w:r>
@@ -2853,23 +2398,17 @@
         <w:ind w:left="465" w:right="577"/>
         <w:rPr>
           <w:color w:val="000000"/>
-          <w:sz w:val="20"/>
-          <w:szCs w:val="20"/>
-        </w:rPr>
-      </w:pPr>
-      <w:r>
-        <w:rPr>
-          <w:color w:val="000000"/>
-          <w:sz w:val="20"/>
-          <w:szCs w:val="20"/>
+        </w:rPr>
+      </w:pPr>
+      <w:r>
+        <w:rPr>
+          <w:color w:val="000000"/>
         </w:rPr>
         <w:t>{%</w:t>
       </w:r>
       <w:r>
         <w:rPr>
           <w:color w:val="000000"/>
-          <w:sz w:val="20"/>
-          <w:szCs w:val="20"/>
           <w:highlight w:val="cyan"/>
         </w:rPr>
         <w:t xml:space="preserve">p if </w:t>
@@ -2879,8 +2418,6 @@
       <w:r>
         <w:rPr>
           <w:color w:val="000000"/>
-          <w:sz w:val="20"/>
-          <w:szCs w:val="20"/>
           <w:highlight w:val="cyan"/>
         </w:rPr>
         <w:t>incident.emotional</w:t>
@@ -2889,8 +2426,6 @@
       <w:r>
         <w:rPr>
           <w:color w:val="000000"/>
-          <w:sz w:val="20"/>
-          <w:szCs w:val="20"/>
           <w:highlight w:val="cyan"/>
         </w:rPr>
         <w:t>_</w:t>
@@ -2899,8 +2434,6 @@
       <w:r>
         <w:rPr>
           <w:color w:val="000000"/>
-          <w:sz w:val="20"/>
-          <w:szCs w:val="20"/>
           <w:highlight w:val="cyan"/>
         </w:rPr>
         <w:t>effect</w:t>
@@ -2909,8 +2442,6 @@
       <w:r>
         <w:rPr>
           <w:color w:val="000000"/>
-          <w:sz w:val="20"/>
-          <w:szCs w:val="20"/>
           <w:highlight w:val="cyan"/>
         </w:rPr>
         <w:t xml:space="preserve"> </w:t>
@@ -2918,8 +2449,6 @@
       <w:r>
         <w:rPr>
           <w:color w:val="000000"/>
-          <w:sz w:val="20"/>
-          <w:szCs w:val="20"/>
         </w:rPr>
         <w:t>%}</w:t>
       </w:r>
@@ -2939,8 +2468,6 @@
         <w:ind w:left="465" w:right="577"/>
         <w:rPr>
           <w:color w:val="000000"/>
-          <w:sz w:val="20"/>
-          <w:szCs w:val="20"/>
         </w:rPr>
       </w:pPr>
     </w:p>
@@ -2958,32 +2485,25 @@
         <w:ind w:left="465" w:right="577" w:firstLine="255"/>
         <w:rPr>
           <w:color w:val="000000"/>
-          <w:sz w:val="20"/>
-          <w:szCs w:val="20"/>
-        </w:rPr>
-      </w:pPr>
-      <w:r>
-        <w:rPr>
-          <w:color w:val="000000"/>
-          <w:sz w:val="20"/>
-          <w:szCs w:val="20"/>
-        </w:rPr>
+        </w:rPr>
+      </w:pPr>
+      <w:r>
+        <w:rPr>
+          <w:color w:val="000000"/>
+        </w:rPr>
+        <w:lastRenderedPageBreak/>
         <w:t xml:space="preserve">Because of this incident I felt </w:t>
       </w:r>
       <w:proofErr w:type="gramStart"/>
       <w:r>
         <w:rPr>
           <w:color w:val="000000"/>
-          <w:sz w:val="20"/>
-          <w:szCs w:val="20"/>
         </w:rPr>
         <w:t>{{</w:t>
       </w:r>
       <w:r>
         <w:rPr>
           <w:color w:val="000000"/>
-          <w:sz w:val="20"/>
-          <w:szCs w:val="20"/>
           <w:highlight w:val="yellow"/>
         </w:rPr>
         <w:t xml:space="preserve"> </w:t>
@@ -2992,8 +2512,6 @@
       <w:r>
         <w:rPr>
           <w:color w:val="000000"/>
-          <w:sz w:val="20"/>
-          <w:szCs w:val="20"/>
           <w:highlight w:val="yellow"/>
         </w:rPr>
         <w:t>fix</w:t>
@@ -3002,8 +2520,6 @@
       <w:r>
         <w:rPr>
           <w:color w:val="000000"/>
-          <w:sz w:val="20"/>
-          <w:szCs w:val="20"/>
           <w:highlight w:val="yellow"/>
         </w:rPr>
         <w:t>_punctuation</w:t>
@@ -3012,8 +2528,6 @@
       <w:r>
         <w:rPr>
           <w:color w:val="000000"/>
-          <w:sz w:val="20"/>
-          <w:szCs w:val="20"/>
           <w:highlight w:val="yellow"/>
         </w:rPr>
         <w:t>(</w:t>
@@ -3023,8 +2537,6 @@
       <w:r>
         <w:rPr>
           <w:color w:val="000000"/>
-          <w:sz w:val="20"/>
-          <w:szCs w:val="20"/>
           <w:highlight w:val="yellow"/>
         </w:rPr>
         <w:t>incident.emotional</w:t>
@@ -3033,8 +2545,6 @@
       <w:r>
         <w:rPr>
           <w:color w:val="000000"/>
-          <w:sz w:val="20"/>
-          <w:szCs w:val="20"/>
           <w:highlight w:val="yellow"/>
         </w:rPr>
         <w:t>_effect</w:t>
@@ -3044,8 +2554,6 @@
       <w:r>
         <w:rPr>
           <w:color w:val="000000"/>
-          <w:sz w:val="20"/>
-          <w:szCs w:val="20"/>
           <w:highlight w:val="yellow"/>
         </w:rPr>
         <w:t>)</w:t>
@@ -3053,8 +2561,6 @@
       <w:r>
         <w:rPr>
           <w:color w:val="000000"/>
-          <w:sz w:val="20"/>
-          <w:szCs w:val="20"/>
           <w:highlight w:val="yellow"/>
         </w:rPr>
         <w:t xml:space="preserve"> </w:t>
@@ -3062,8 +2568,6 @@
       <w:r>
         <w:rPr>
           <w:color w:val="000000"/>
-          <w:sz w:val="20"/>
-          <w:szCs w:val="20"/>
         </w:rPr>
         <w:t>}</w:t>
       </w:r>
@@ -3071,8 +2575,6 @@
       <w:r>
         <w:rPr>
           <w:color w:val="000000"/>
-          <w:sz w:val="20"/>
-          <w:szCs w:val="20"/>
         </w:rPr>
         <w:t>}</w:t>
       </w:r>
@@ -3091,23 +2593,17 @@
         <w:ind w:left="465" w:right="577"/>
         <w:rPr>
           <w:color w:val="000000"/>
-          <w:sz w:val="20"/>
-          <w:szCs w:val="20"/>
-        </w:rPr>
-      </w:pPr>
-      <w:r>
-        <w:rPr>
-          <w:color w:val="000000"/>
-          <w:sz w:val="20"/>
-          <w:szCs w:val="20"/>
+        </w:rPr>
+      </w:pPr>
+      <w:r>
+        <w:rPr>
+          <w:color w:val="000000"/>
         </w:rPr>
         <w:t>{%</w:t>
       </w:r>
       <w:r>
         <w:rPr>
           <w:color w:val="000000"/>
-          <w:sz w:val="20"/>
-          <w:szCs w:val="20"/>
           <w:highlight w:val="cyan"/>
         </w:rPr>
         <w:t xml:space="preserve">p </w:t>
@@ -3116,8 +2612,6 @@
       <w:r>
         <w:rPr>
           <w:color w:val="000000"/>
-          <w:sz w:val="20"/>
-          <w:szCs w:val="20"/>
           <w:highlight w:val="cyan"/>
         </w:rPr>
         <w:t xml:space="preserve">endif </w:t>
@@ -3125,8 +2619,6 @@
       <w:r>
         <w:rPr>
           <w:color w:val="000000"/>
-          <w:sz w:val="20"/>
-          <w:szCs w:val="20"/>
         </w:rPr>
         <w:t>%}</w:t>
       </w:r>
@@ -3146,23 +2638,17 @@
         <w:ind w:left="465" w:right="577"/>
         <w:rPr>
           <w:color w:val="000000"/>
-          <w:sz w:val="20"/>
-          <w:szCs w:val="20"/>
-        </w:rPr>
-      </w:pPr>
-      <w:r>
-        <w:rPr>
-          <w:color w:val="000000"/>
-          <w:sz w:val="20"/>
-          <w:szCs w:val="20"/>
+        </w:rPr>
+      </w:pPr>
+      <w:r>
+        <w:rPr>
+          <w:color w:val="000000"/>
         </w:rPr>
         <w:t>{%</w:t>
       </w:r>
       <w:r>
         <w:rPr>
           <w:color w:val="000000"/>
-          <w:sz w:val="20"/>
-          <w:szCs w:val="20"/>
           <w:highlight w:val="cyan"/>
         </w:rPr>
         <w:t xml:space="preserve">p if </w:t>
@@ -3172,8 +2658,6 @@
       <w:r>
         <w:rPr>
           <w:color w:val="000000"/>
-          <w:sz w:val="20"/>
-          <w:szCs w:val="20"/>
           <w:highlight w:val="cyan"/>
         </w:rPr>
         <w:t>incident.physical</w:t>
@@ -3182,8 +2666,6 @@
       <w:r>
         <w:rPr>
           <w:color w:val="000000"/>
-          <w:sz w:val="20"/>
-          <w:szCs w:val="20"/>
           <w:highlight w:val="cyan"/>
         </w:rPr>
         <w:t>_</w:t>
@@ -3192,8 +2674,6 @@
       <w:r>
         <w:rPr>
           <w:color w:val="000000"/>
-          <w:sz w:val="20"/>
-          <w:szCs w:val="20"/>
           <w:highlight w:val="cyan"/>
         </w:rPr>
         <w:t>injury</w:t>
@@ -3202,8 +2682,6 @@
       <w:r>
         <w:rPr>
           <w:color w:val="000000"/>
-          <w:sz w:val="20"/>
-          <w:szCs w:val="20"/>
           <w:highlight w:val="cyan"/>
         </w:rPr>
         <w:t xml:space="preserve"> </w:t>
@@ -3211,8 +2689,6 @@
       <w:r>
         <w:rPr>
           <w:color w:val="000000"/>
-          <w:sz w:val="20"/>
-          <w:szCs w:val="20"/>
         </w:rPr>
         <w:t>%}</w:t>
       </w:r>
@@ -3232,8 +2708,6 @@
         <w:ind w:left="465" w:right="577"/>
         <w:rPr>
           <w:color w:val="000000"/>
-          <w:sz w:val="20"/>
-          <w:szCs w:val="20"/>
         </w:rPr>
       </w:pPr>
     </w:p>
@@ -3251,15 +2725,11 @@
         <w:ind w:left="465" w:right="577" w:firstLine="255"/>
         <w:rPr>
           <w:color w:val="000000"/>
-          <w:sz w:val="20"/>
-          <w:szCs w:val="20"/>
-        </w:rPr>
-      </w:pPr>
-      <w:r>
-        <w:rPr>
-          <w:color w:val="000000"/>
-          <w:sz w:val="20"/>
-          <w:szCs w:val="20"/>
+        </w:rPr>
+      </w:pPr>
+      <w:r>
+        <w:rPr>
+          <w:color w:val="000000"/>
         </w:rPr>
         <w:t xml:space="preserve">As a result, I was physically injured: </w:t>
       </w:r>
@@ -3267,16 +2737,12 @@
       <w:r>
         <w:rPr>
           <w:color w:val="000000"/>
-          <w:sz w:val="20"/>
-          <w:szCs w:val="20"/>
         </w:rPr>
         <w:t>{{</w:t>
       </w:r>
       <w:r>
         <w:rPr>
           <w:color w:val="000000"/>
-          <w:sz w:val="20"/>
-          <w:szCs w:val="20"/>
           <w:highlight w:val="yellow"/>
         </w:rPr>
         <w:t xml:space="preserve"> </w:t>
@@ -3285,8 +2751,6 @@
       <w:r>
         <w:rPr>
           <w:color w:val="000000"/>
-          <w:sz w:val="20"/>
-          <w:szCs w:val="20"/>
           <w:highlight w:val="yellow"/>
         </w:rPr>
         <w:t>fix</w:t>
@@ -3295,8 +2759,6 @@
       <w:r>
         <w:rPr>
           <w:color w:val="000000"/>
-          <w:sz w:val="20"/>
-          <w:szCs w:val="20"/>
           <w:highlight w:val="yellow"/>
         </w:rPr>
         <w:t>_punctuation</w:t>
@@ -3305,8 +2767,6 @@
       <w:r>
         <w:rPr>
           <w:color w:val="000000"/>
-          <w:sz w:val="20"/>
-          <w:szCs w:val="20"/>
           <w:highlight w:val="yellow"/>
         </w:rPr>
         <w:t>(</w:t>
@@ -3316,8 +2776,6 @@
       <w:r>
         <w:rPr>
           <w:color w:val="000000"/>
-          <w:sz w:val="20"/>
-          <w:szCs w:val="20"/>
           <w:highlight w:val="yellow"/>
         </w:rPr>
         <w:t>incident.physical</w:t>
@@ -3326,8 +2784,6 @@
       <w:r>
         <w:rPr>
           <w:color w:val="000000"/>
-          <w:sz w:val="20"/>
-          <w:szCs w:val="20"/>
           <w:highlight w:val="yellow"/>
         </w:rPr>
         <w:t>_injury</w:t>
@@ -3337,8 +2793,6 @@
       <w:r>
         <w:rPr>
           <w:color w:val="000000"/>
-          <w:sz w:val="20"/>
-          <w:szCs w:val="20"/>
           <w:highlight w:val="yellow"/>
         </w:rPr>
         <w:t>)</w:t>
@@ -3346,8 +2800,6 @@
       <w:r>
         <w:rPr>
           <w:color w:val="000000"/>
-          <w:sz w:val="20"/>
-          <w:szCs w:val="20"/>
           <w:highlight w:val="yellow"/>
         </w:rPr>
         <w:t xml:space="preserve"> </w:t>
@@ -3355,8 +2807,6 @@
       <w:r>
         <w:rPr>
           <w:color w:val="000000"/>
-          <w:sz w:val="20"/>
-          <w:szCs w:val="20"/>
         </w:rPr>
         <w:t>}</w:t>
       </w:r>
@@ -3364,8 +2814,6 @@
       <w:r>
         <w:rPr>
           <w:color w:val="000000"/>
-          <w:sz w:val="20"/>
-          <w:szCs w:val="20"/>
         </w:rPr>
         <w:t>}</w:t>
       </w:r>
@@ -3384,23 +2832,17 @@
         <w:ind w:left="465" w:right="577"/>
         <w:rPr>
           <w:color w:val="000000"/>
-          <w:sz w:val="20"/>
-          <w:szCs w:val="20"/>
-        </w:rPr>
-      </w:pPr>
-      <w:r>
-        <w:rPr>
-          <w:color w:val="000000"/>
-          <w:sz w:val="20"/>
-          <w:szCs w:val="20"/>
+        </w:rPr>
+      </w:pPr>
+      <w:r>
+        <w:rPr>
+          <w:color w:val="000000"/>
         </w:rPr>
         <w:t>{%</w:t>
       </w:r>
       <w:r>
         <w:rPr>
           <w:color w:val="000000"/>
-          <w:sz w:val="20"/>
-          <w:szCs w:val="20"/>
           <w:highlight w:val="cyan"/>
         </w:rPr>
         <w:t xml:space="preserve">p </w:t>
@@ -3409,8 +2851,6 @@
       <w:r>
         <w:rPr>
           <w:color w:val="000000"/>
-          <w:sz w:val="20"/>
-          <w:szCs w:val="20"/>
           <w:highlight w:val="cyan"/>
         </w:rPr>
         <w:t xml:space="preserve">endif </w:t>
@@ -3418,8 +2858,6 @@
       <w:r>
         <w:rPr>
           <w:color w:val="000000"/>
-          <w:sz w:val="20"/>
-          <w:szCs w:val="20"/>
         </w:rPr>
         <w:t>%}</w:t>
       </w:r>
@@ -3439,23 +2877,17 @@
         <w:ind w:left="465" w:right="577"/>
         <w:rPr>
           <w:color w:val="000000"/>
-          <w:sz w:val="20"/>
-          <w:szCs w:val="20"/>
-        </w:rPr>
-      </w:pPr>
-      <w:r>
-        <w:rPr>
-          <w:color w:val="000000"/>
-          <w:sz w:val="20"/>
-          <w:szCs w:val="20"/>
+        </w:rPr>
+      </w:pPr>
+      <w:r>
+        <w:rPr>
+          <w:color w:val="000000"/>
         </w:rPr>
         <w:t>{%</w:t>
       </w:r>
       <w:r>
         <w:rPr>
           <w:color w:val="000000"/>
-          <w:sz w:val="20"/>
-          <w:szCs w:val="20"/>
           <w:highlight w:val="cyan"/>
         </w:rPr>
         <w:t xml:space="preserve">p if </w:t>
@@ -3464,8 +2896,6 @@
       <w:r>
         <w:rPr>
           <w:color w:val="000000"/>
-          <w:sz w:val="20"/>
-          <w:szCs w:val="20"/>
           <w:highlight w:val="cyan"/>
         </w:rPr>
         <w:t>incident.had_</w:t>
@@ -3474,8 +2904,6 @@
       <w:r>
         <w:rPr>
           <w:color w:val="000000"/>
-          <w:sz w:val="20"/>
-          <w:szCs w:val="20"/>
           <w:highlight w:val="cyan"/>
         </w:rPr>
         <w:t>witnesses</w:t>
@@ -3484,8 +2912,6 @@
       <w:r>
         <w:rPr>
           <w:color w:val="000000"/>
-          <w:sz w:val="20"/>
-          <w:szCs w:val="20"/>
           <w:highlight w:val="cyan"/>
         </w:rPr>
         <w:t xml:space="preserve"> </w:t>
@@ -3493,8 +2919,6 @@
       <w:r>
         <w:rPr>
           <w:color w:val="000000"/>
-          <w:sz w:val="20"/>
-          <w:szCs w:val="20"/>
         </w:rPr>
         <w:t>%}</w:t>
       </w:r>
@@ -3514,8 +2938,6 @@
         <w:ind w:left="465" w:right="577"/>
         <w:rPr>
           <w:color w:val="000000"/>
-          <w:sz w:val="20"/>
-          <w:szCs w:val="20"/>
         </w:rPr>
       </w:pPr>
     </w:p>
@@ -3533,15 +2955,11 @@
         <w:ind w:left="465" w:right="577"/>
         <w:rPr>
           <w:color w:val="000000"/>
-          <w:sz w:val="20"/>
-          <w:szCs w:val="20"/>
-        </w:rPr>
-      </w:pPr>
-      <w:r>
-        <w:rPr>
-          <w:color w:val="000000"/>
-          <w:sz w:val="20"/>
-          <w:szCs w:val="20"/>
+        </w:rPr>
+      </w:pPr>
+      <w:r>
+        <w:rPr>
+          <w:color w:val="000000"/>
         </w:rPr>
         <w:tab/>
         <w:t>There were witnesses to the incident.</w:t>
@@ -3561,24 +2979,17 @@
         <w:ind w:left="465" w:right="577"/>
         <w:rPr>
           <w:color w:val="000000"/>
-          <w:sz w:val="20"/>
-          <w:szCs w:val="20"/>
-        </w:rPr>
-      </w:pPr>
-      <w:r>
-        <w:rPr>
-          <w:color w:val="000000"/>
-          <w:sz w:val="20"/>
-          <w:szCs w:val="20"/>
-        </w:rPr>
-        <w:lastRenderedPageBreak/>
+        </w:rPr>
+      </w:pPr>
+      <w:r>
+        <w:rPr>
+          <w:color w:val="000000"/>
+        </w:rPr>
         <w:t>{%</w:t>
       </w:r>
       <w:r>
         <w:rPr>
           <w:color w:val="000000"/>
-          <w:sz w:val="20"/>
-          <w:szCs w:val="20"/>
           <w:highlight w:val="cyan"/>
         </w:rPr>
         <w:t xml:space="preserve">p </w:t>
@@ -3587,8 +2998,6 @@
       <w:r>
         <w:rPr>
           <w:color w:val="000000"/>
-          <w:sz w:val="20"/>
-          <w:szCs w:val="20"/>
           <w:highlight w:val="cyan"/>
         </w:rPr>
         <w:t xml:space="preserve">endif </w:t>
@@ -3596,8 +3005,6 @@
       <w:r>
         <w:rPr>
           <w:color w:val="000000"/>
-          <w:sz w:val="20"/>
-          <w:szCs w:val="20"/>
         </w:rPr>
         <w:t>%}</w:t>
       </w:r>
@@ -3617,23 +3024,17 @@
         <w:ind w:left="465" w:right="577"/>
         <w:rPr>
           <w:color w:val="000000"/>
-          <w:sz w:val="20"/>
-          <w:szCs w:val="20"/>
-        </w:rPr>
-      </w:pPr>
-      <w:r>
-        <w:rPr>
-          <w:color w:val="000000"/>
-          <w:sz w:val="20"/>
-          <w:szCs w:val="20"/>
+        </w:rPr>
+      </w:pPr>
+      <w:r>
+        <w:rPr>
+          <w:color w:val="000000"/>
         </w:rPr>
         <w:t>{%</w:t>
       </w:r>
       <w:r>
         <w:rPr>
           <w:color w:val="000000"/>
-          <w:sz w:val="20"/>
-          <w:szCs w:val="20"/>
           <w:highlight w:val="cyan"/>
         </w:rPr>
         <w:t xml:space="preserve">p if </w:t>
@@ -3643,8 +3044,6 @@
       <w:r>
         <w:rPr>
           <w:color w:val="000000"/>
-          <w:sz w:val="20"/>
-          <w:szCs w:val="20"/>
           <w:highlight w:val="cyan"/>
         </w:rPr>
         <w:t>incident.police</w:t>
@@ -3653,8 +3052,6 @@
       <w:r>
         <w:rPr>
           <w:color w:val="000000"/>
-          <w:sz w:val="20"/>
-          <w:szCs w:val="20"/>
           <w:highlight w:val="cyan"/>
         </w:rPr>
         <w:t>_</w:t>
@@ -3663,8 +3060,6 @@
       <w:r>
         <w:rPr>
           <w:color w:val="000000"/>
-          <w:sz w:val="20"/>
-          <w:szCs w:val="20"/>
           <w:highlight w:val="cyan"/>
         </w:rPr>
         <w:t>actions</w:t>
@@ -3673,8 +3068,6 @@
       <w:r>
         <w:rPr>
           <w:color w:val="000000"/>
-          <w:sz w:val="20"/>
-          <w:szCs w:val="20"/>
           <w:highlight w:val="cyan"/>
         </w:rPr>
         <w:t xml:space="preserve"> </w:t>
@@ -3682,8 +3075,6 @@
       <w:r>
         <w:rPr>
           <w:color w:val="000000"/>
-          <w:sz w:val="20"/>
-          <w:szCs w:val="20"/>
         </w:rPr>
         <w:t>%}</w:t>
       </w:r>
@@ -3703,8 +3094,6 @@
         <w:ind w:left="465" w:right="577"/>
         <w:rPr>
           <w:color w:val="000000"/>
-          <w:sz w:val="20"/>
-          <w:szCs w:val="20"/>
         </w:rPr>
       </w:pPr>
     </w:p>
@@ -3722,15 +3111,11 @@
         <w:ind w:left="465" w:right="577" w:firstLine="255"/>
         <w:rPr>
           <w:color w:val="000000"/>
-          <w:sz w:val="20"/>
-          <w:szCs w:val="20"/>
-        </w:rPr>
-      </w:pPr>
-      <w:r>
-        <w:rPr>
-          <w:color w:val="000000"/>
-          <w:sz w:val="20"/>
-          <w:szCs w:val="20"/>
+        </w:rPr>
+      </w:pPr>
+      <w:r>
+        <w:rPr>
+          <w:color w:val="000000"/>
         </w:rPr>
         <w:t xml:space="preserve">The police were called and did the following: </w:t>
       </w:r>
@@ -3738,16 +3123,12 @@
       <w:r>
         <w:rPr>
           <w:color w:val="000000"/>
-          <w:sz w:val="20"/>
-          <w:szCs w:val="20"/>
         </w:rPr>
         <w:t>{{</w:t>
       </w:r>
       <w:r>
         <w:rPr>
           <w:color w:val="000000"/>
-          <w:sz w:val="20"/>
-          <w:szCs w:val="20"/>
           <w:highlight w:val="yellow"/>
         </w:rPr>
         <w:t xml:space="preserve"> </w:t>
@@ -3756,8 +3137,6 @@
       <w:r>
         <w:rPr>
           <w:color w:val="000000"/>
-          <w:sz w:val="20"/>
-          <w:szCs w:val="20"/>
           <w:highlight w:val="yellow"/>
         </w:rPr>
         <w:t>fix</w:t>
@@ -3766,8 +3145,6 @@
       <w:r>
         <w:rPr>
           <w:color w:val="000000"/>
-          <w:sz w:val="20"/>
-          <w:szCs w:val="20"/>
           <w:highlight w:val="yellow"/>
         </w:rPr>
         <w:t>_punctuation</w:t>
@@ -3776,8 +3153,6 @@
       <w:r>
         <w:rPr>
           <w:color w:val="000000"/>
-          <w:sz w:val="20"/>
-          <w:szCs w:val="20"/>
           <w:highlight w:val="yellow"/>
         </w:rPr>
         <w:t>(</w:t>
@@ -3787,8 +3162,6 @@
       <w:r>
         <w:rPr>
           <w:color w:val="000000"/>
-          <w:sz w:val="20"/>
-          <w:szCs w:val="20"/>
           <w:highlight w:val="yellow"/>
         </w:rPr>
         <w:t>incident.police</w:t>
@@ -3797,8 +3170,6 @@
       <w:r>
         <w:rPr>
           <w:color w:val="000000"/>
-          <w:sz w:val="20"/>
-          <w:szCs w:val="20"/>
           <w:highlight w:val="yellow"/>
         </w:rPr>
         <w:t>_actions</w:t>
@@ -3808,8 +3179,6 @@
       <w:r>
         <w:rPr>
           <w:color w:val="000000"/>
-          <w:sz w:val="20"/>
-          <w:szCs w:val="20"/>
           <w:highlight w:val="yellow"/>
         </w:rPr>
         <w:t>)</w:t>
@@ -3817,8 +3186,6 @@
       <w:r>
         <w:rPr>
           <w:color w:val="000000"/>
-          <w:sz w:val="20"/>
-          <w:szCs w:val="20"/>
           <w:highlight w:val="yellow"/>
         </w:rPr>
         <w:t xml:space="preserve"> </w:t>
@@ -3826,8 +3193,6 @@
       <w:r>
         <w:rPr>
           <w:color w:val="000000"/>
-          <w:sz w:val="20"/>
-          <w:szCs w:val="20"/>
         </w:rPr>
         <w:t>}</w:t>
       </w:r>
@@ -3835,8 +3200,6 @@
       <w:r>
         <w:rPr>
           <w:color w:val="000000"/>
-          <w:sz w:val="20"/>
-          <w:szCs w:val="20"/>
         </w:rPr>
         <w:t>}</w:t>
       </w:r>
@@ -3855,23 +3218,17 @@
         <w:ind w:left="465" w:right="577"/>
         <w:rPr>
           <w:color w:val="000000"/>
-          <w:sz w:val="20"/>
-          <w:szCs w:val="20"/>
-        </w:rPr>
-      </w:pPr>
-      <w:r>
-        <w:rPr>
-          <w:color w:val="000000"/>
-          <w:sz w:val="20"/>
-          <w:szCs w:val="20"/>
+        </w:rPr>
+      </w:pPr>
+      <w:r>
+        <w:rPr>
+          <w:color w:val="000000"/>
         </w:rPr>
         <w:t>{%</w:t>
       </w:r>
       <w:r>
         <w:rPr>
           <w:color w:val="000000"/>
-          <w:sz w:val="20"/>
-          <w:szCs w:val="20"/>
           <w:highlight w:val="cyan"/>
         </w:rPr>
         <w:t xml:space="preserve">p </w:t>
@@ -3880,8 +3237,6 @@
       <w:r>
         <w:rPr>
           <w:color w:val="000000"/>
-          <w:sz w:val="20"/>
-          <w:szCs w:val="20"/>
           <w:highlight w:val="cyan"/>
         </w:rPr>
         <w:t xml:space="preserve">endif </w:t>
@@ -3889,8 +3244,6 @@
       <w:r>
         <w:rPr>
           <w:color w:val="000000"/>
-          <w:sz w:val="20"/>
-          <w:szCs w:val="20"/>
         </w:rPr>
         <w:t>%}</w:t>
       </w:r>
@@ -3910,23 +3263,17 @@
         <w:ind w:left="465" w:right="577"/>
         <w:rPr>
           <w:color w:val="000000"/>
-          <w:sz w:val="20"/>
-          <w:szCs w:val="20"/>
-        </w:rPr>
-      </w:pPr>
-      <w:r>
-        <w:rPr>
-          <w:color w:val="000000"/>
-          <w:sz w:val="20"/>
-          <w:szCs w:val="20"/>
+        </w:rPr>
+      </w:pPr>
+      <w:r>
+        <w:rPr>
+          <w:color w:val="000000"/>
         </w:rPr>
         <w:t>{%</w:t>
       </w:r>
       <w:r>
         <w:rPr>
           <w:color w:val="000000"/>
-          <w:sz w:val="20"/>
-          <w:szCs w:val="20"/>
           <w:highlight w:val="cyan"/>
         </w:rPr>
         <w:t xml:space="preserve">p </w:t>
@@ -3936,8 +3283,6 @@
       <w:r>
         <w:rPr>
           <w:color w:val="000000"/>
-          <w:sz w:val="20"/>
-          <w:szCs w:val="20"/>
           <w:highlight w:val="cyan"/>
         </w:rPr>
         <w:t>endfor</w:t>
@@ -3946,8 +3291,6 @@
       <w:r>
         <w:rPr>
           <w:color w:val="000000"/>
-          <w:sz w:val="20"/>
-          <w:szCs w:val="20"/>
           <w:highlight w:val="cyan"/>
         </w:rPr>
         <w:t xml:space="preserve"> </w:t>
@@ -3955,8 +3298,6 @@
       <w:r>
         <w:rPr>
           <w:color w:val="000000"/>
-          <w:sz w:val="20"/>
-          <w:szCs w:val="20"/>
         </w:rPr>
         <w:t>%}</w:t>
       </w:r>
@@ -3976,23 +3317,17 @@
         <w:ind w:left="478" w:right="955"/>
         <w:rPr>
           <w:color w:val="000000"/>
-          <w:sz w:val="20"/>
-          <w:szCs w:val="20"/>
-        </w:rPr>
-      </w:pPr>
-      <w:r>
-        <w:rPr>
-          <w:color w:val="000000"/>
-          <w:sz w:val="20"/>
-          <w:szCs w:val="20"/>
+        </w:rPr>
+      </w:pPr>
+      <w:r>
+        <w:rPr>
+          <w:color w:val="000000"/>
         </w:rPr>
         <w:t>{%</w:t>
       </w:r>
       <w:r>
         <w:rPr>
           <w:color w:val="000000"/>
-          <w:sz w:val="20"/>
-          <w:szCs w:val="20"/>
           <w:highlight w:val="cyan"/>
         </w:rPr>
         <w:t xml:space="preserve">p if </w:t>
@@ -4001,8 +3336,6 @@
       <w:r>
         <w:rPr>
           <w:color w:val="000000"/>
-          <w:sz w:val="20"/>
-          <w:szCs w:val="20"/>
           <w:highlight w:val="cyan"/>
         </w:rPr>
         <w:t>other_</w:t>
@@ -4011,8 +3344,6 @@
       <w:r>
         <w:rPr>
           <w:color w:val="000000"/>
-          <w:sz w:val="20"/>
-          <w:szCs w:val="20"/>
           <w:highlight w:val="cyan"/>
         </w:rPr>
         <w:t>details</w:t>
@@ -4021,8 +3352,6 @@
       <w:r>
         <w:rPr>
           <w:color w:val="000000"/>
-          <w:sz w:val="20"/>
-          <w:szCs w:val="20"/>
           <w:highlight w:val="cyan"/>
         </w:rPr>
         <w:t xml:space="preserve"> </w:t>
@@ -4030,8 +3359,6 @@
       <w:r>
         <w:rPr>
           <w:color w:val="000000"/>
-          <w:sz w:val="20"/>
-          <w:szCs w:val="20"/>
         </w:rPr>
         <w:t>%}</w:t>
       </w:r>
@@ -4051,8 +3378,6 @@
         <w:ind w:left="478" w:right="955"/>
         <w:rPr>
           <w:color w:val="000000"/>
-          <w:sz w:val="20"/>
-          <w:szCs w:val="20"/>
         </w:rPr>
       </w:pPr>
     </w:p>
@@ -4070,24 +3395,18 @@
         <w:ind w:left="478" w:right="955"/>
         <w:rPr>
           <w:color w:val="000000"/>
-          <w:sz w:val="20"/>
-          <w:szCs w:val="20"/>
-        </w:rPr>
-      </w:pPr>
-      <w:proofErr w:type="gramStart"/>
-      <w:r>
-        <w:rPr>
-          <w:color w:val="000000"/>
-          <w:sz w:val="20"/>
-          <w:szCs w:val="20"/>
+        </w:rPr>
+      </w:pPr>
+      <w:proofErr w:type="gramStart"/>
+      <w:r>
+        <w:rPr>
+          <w:color w:val="000000"/>
         </w:rPr>
         <w:t>{{</w:t>
       </w:r>
       <w:r>
         <w:rPr>
           <w:color w:val="000000"/>
-          <w:sz w:val="20"/>
-          <w:szCs w:val="20"/>
           <w:highlight w:val="yellow"/>
         </w:rPr>
         <w:t xml:space="preserve"> alpha</w:t>
@@ -4096,8 +3415,6 @@
       <w:r>
         <w:rPr>
           <w:color w:val="000000"/>
-          <w:sz w:val="20"/>
-          <w:szCs w:val="20"/>
           <w:highlight w:val="yellow"/>
         </w:rPr>
         <w:t>(incidents | length, case=’lower’</w:t>
@@ -4106,8 +3423,6 @@
       <w:r>
         <w:rPr>
           <w:color w:val="000000"/>
-          <w:sz w:val="20"/>
-          <w:szCs w:val="20"/>
           <w:highlight w:val="yellow"/>
         </w:rPr>
         <w:t xml:space="preserve">) </w:t>
@@ -4115,8 +3430,6 @@
       <w:r>
         <w:rPr>
           <w:color w:val="000000"/>
-          <w:sz w:val="20"/>
-          <w:szCs w:val="20"/>
         </w:rPr>
         <w:t>}</w:t>
       </w:r>
@@ -4124,8 +3437,6 @@
       <w:r>
         <w:rPr>
           <w:color w:val="000000"/>
-          <w:sz w:val="20"/>
-          <w:szCs w:val="20"/>
         </w:rPr>
         <w:t xml:space="preserve">}. I would also like the court to know: </w:t>
       </w:r>
@@ -4133,16 +3444,12 @@
       <w:r>
         <w:rPr>
           <w:color w:val="000000"/>
-          <w:sz w:val="20"/>
-          <w:szCs w:val="20"/>
         </w:rPr>
         <w:t>{{</w:t>
       </w:r>
       <w:r>
         <w:rPr>
           <w:color w:val="000000"/>
-          <w:sz w:val="20"/>
-          <w:szCs w:val="20"/>
           <w:highlight w:val="yellow"/>
         </w:rPr>
         <w:t xml:space="preserve"> </w:t>
@@ -4151,8 +3458,6 @@
       <w:r>
         <w:rPr>
           <w:color w:val="000000"/>
-          <w:sz w:val="20"/>
-          <w:szCs w:val="20"/>
           <w:highlight w:val="yellow"/>
         </w:rPr>
         <w:t>fix</w:t>
@@ -4161,8 +3466,6 @@
       <w:r>
         <w:rPr>
           <w:color w:val="000000"/>
-          <w:sz w:val="20"/>
-          <w:szCs w:val="20"/>
           <w:highlight w:val="yellow"/>
         </w:rPr>
         <w:t>_punctuation</w:t>
@@ -4171,8 +3474,6 @@
       <w:r>
         <w:rPr>
           <w:color w:val="000000"/>
-          <w:sz w:val="20"/>
-          <w:szCs w:val="20"/>
           <w:highlight w:val="yellow"/>
         </w:rPr>
         <w:t>(</w:t>
@@ -4181,8 +3482,6 @@
       <w:r>
         <w:rPr>
           <w:color w:val="000000"/>
-          <w:sz w:val="20"/>
-          <w:szCs w:val="20"/>
           <w:highlight w:val="yellow"/>
         </w:rPr>
         <w:t>other_details</w:t>
@@ -4192,8 +3491,6 @@
       <w:r>
         <w:rPr>
           <w:color w:val="000000"/>
-          <w:sz w:val="20"/>
-          <w:szCs w:val="20"/>
           <w:highlight w:val="yellow"/>
         </w:rPr>
         <w:t>)</w:t>
@@ -4201,8 +3498,6 @@
       <w:r>
         <w:rPr>
           <w:color w:val="000000"/>
-          <w:sz w:val="20"/>
-          <w:szCs w:val="20"/>
           <w:highlight w:val="yellow"/>
         </w:rPr>
         <w:t xml:space="preserve"> </w:t>
@@ -4210,8 +3505,6 @@
       <w:r>
         <w:rPr>
           <w:color w:val="000000"/>
-          <w:sz w:val="20"/>
-          <w:szCs w:val="20"/>
         </w:rPr>
         <w:t>}</w:t>
       </w:r>
@@ -4219,8 +3512,6 @@
       <w:r>
         <w:rPr>
           <w:color w:val="000000"/>
-          <w:sz w:val="20"/>
-          <w:szCs w:val="20"/>
         </w:rPr>
         <w:t>}</w:t>
       </w:r>
@@ -4239,46 +3530,1377 @@
         <w:ind w:left="478" w:right="955"/>
         <w:rPr>
           <w:color w:val="000000"/>
+        </w:rPr>
+      </w:pPr>
+      <w:r>
+        <w:rPr>
+          <w:color w:val="000000"/>
+        </w:rPr>
+        <w:t>{%</w:t>
+      </w:r>
+      <w:r>
+        <w:rPr>
+          <w:color w:val="000000"/>
+          <w:highlight w:val="cyan"/>
+        </w:rPr>
+        <w:t xml:space="preserve">p </w:t>
+      </w:r>
+      <w:proofErr w:type="gramStart"/>
+      <w:r>
+        <w:rPr>
+          <w:color w:val="000000"/>
+          <w:highlight w:val="cyan"/>
+        </w:rPr>
+        <w:t xml:space="preserve">endif </w:t>
+      </w:r>
+      <w:r>
+        <w:rPr>
+          <w:color w:val="000000"/>
+        </w:rPr>
+        <w:t>%}</w:t>
+      </w:r>
+      <w:proofErr w:type="gramEnd"/>
+    </w:p>
+    <w:p>
+      <w:pPr>
+        <w:widowControl w:val="0"/>
+        <w:pBdr>
+          <w:top w:val="nil"/>
+          <w:left w:val="nil"/>
+          <w:bottom w:val="nil"/>
+          <w:right w:val="nil"/>
+          <w:between w:val="nil"/>
+        </w:pBdr>
+        <w:spacing w:line="240" w:lineRule="auto"/>
+        <w:ind w:left="478" w:right="955"/>
+        <w:rPr>
+          <w:color w:val="000000"/>
           <w:sz w:val="20"/>
           <w:szCs w:val="20"/>
         </w:rPr>
       </w:pPr>
-      <w:r>
+    </w:p>
+    <w:p>
+      <w:pPr>
+        <w:ind w:left="360"/>
+        <w:rPr>
+          <w:b/>
+          <w:bCs/>
+        </w:rPr>
+      </w:pPr>
+      <w:r>
+        <w:rPr>
+          <w:b/>
+          <w:bCs/>
+        </w:rPr>
+        <w:t xml:space="preserve">{%p if </w:t>
+      </w:r>
+      <w:proofErr w:type="spellStart"/>
+      <w:r>
+        <w:rPr>
+          <w:b/>
+          <w:bCs/>
+        </w:rPr>
+        <w:t>pending_actions_between_parties_</w:t>
+      </w:r>
+      <w:proofErr w:type="gramStart"/>
+      <w:r>
+        <w:rPr>
+          <w:b/>
+          <w:bCs/>
+        </w:rPr>
+        <w:t>yes</w:t>
+      </w:r>
+      <w:proofErr w:type="spellEnd"/>
+      <w:r>
+        <w:rPr>
+          <w:b/>
+          <w:bCs/>
+        </w:rPr>
+        <w:t xml:space="preserve"> %}</w:t>
+      </w:r>
+      <w:proofErr w:type="gramEnd"/>
+    </w:p>
+    <w:p>
+      <w:pPr>
+        <w:ind w:left="360"/>
+        <w:rPr>
+          <w:b/>
+          <w:bCs/>
+        </w:rPr>
+      </w:pPr>
+      <w:r>
+        <w:rPr>
+          <w:b/>
+          <w:bCs/>
+        </w:rPr>
+        <w:t xml:space="preserve">Other Pending Actions, continued </w:t>
+      </w:r>
+      <w:proofErr w:type="gramStart"/>
+      <w:r>
+        <w:rPr>
+          <w:b/>
+          <w:bCs/>
+        </w:rPr>
+        <w:t>from {%</w:t>
+      </w:r>
+      <w:proofErr w:type="gramEnd"/>
+      <w:r>
+        <w:rPr>
+          <w:b/>
+          <w:bCs/>
+        </w:rPr>
+        <w:t xml:space="preserve"> if </w:t>
+      </w:r>
+      <w:proofErr w:type="spellStart"/>
+      <w:r>
+        <w:rPr>
+          <w:b/>
+          <w:bCs/>
+        </w:rPr>
+        <w:t>respondent_is_minor</w:t>
+      </w:r>
+      <w:proofErr w:type="spellEnd"/>
+      <w:r>
+        <w:rPr>
+          <w:b/>
+          <w:bCs/>
+        </w:rPr>
+        <w:t xml:space="preserve"> and (not </w:t>
+      </w:r>
+      <w:proofErr w:type="spellStart"/>
+      <w:r>
+        <w:rPr>
+          <w:b/>
+          <w:bCs/>
+        </w:rPr>
+        <w:t>respondent_is_emancipated_minor</w:t>
+      </w:r>
+      <w:proofErr w:type="spellEnd"/>
+      <w:r>
+        <w:rPr>
+          <w:b/>
+          <w:bCs/>
+        </w:rPr>
+        <w:t xml:space="preserve">) </w:t>
+      </w:r>
+      <w:proofErr w:type="gramStart"/>
+      <w:r>
+        <w:rPr>
+          <w:b/>
+          <w:bCs/>
+        </w:rPr>
+        <w:t>%}B</w:t>
+      </w:r>
+      <w:proofErr w:type="gramEnd"/>
+      <w:r>
+        <w:rPr>
+          <w:b/>
+          <w:bCs/>
+        </w:rPr>
+        <w:t>2</w:t>
+      </w:r>
+      <w:proofErr w:type="gramStart"/>
+      <w:r>
+        <w:rPr>
+          <w:b/>
+          <w:bCs/>
+        </w:rPr>
+        <w:t>a{</w:t>
+      </w:r>
+      <w:proofErr w:type="gramEnd"/>
+      <w:r>
+        <w:rPr>
+          <w:b/>
+          <w:bCs/>
+        </w:rPr>
+        <w:t xml:space="preserve">% </w:t>
+      </w:r>
+      <w:proofErr w:type="gramStart"/>
+      <w:r>
+        <w:rPr>
+          <w:b/>
+          <w:bCs/>
+        </w:rPr>
+        <w:t>else %}</w:t>
+      </w:r>
+      <w:proofErr w:type="gramEnd"/>
+      <w:r>
+        <w:rPr>
+          <w:b/>
+          <w:bCs/>
+        </w:rPr>
+        <w:t>C3</w:t>
+      </w:r>
+      <w:proofErr w:type="gramStart"/>
+      <w:r>
+        <w:rPr>
+          <w:b/>
+          <w:bCs/>
+        </w:rPr>
+        <w:t>a{</w:t>
+      </w:r>
+      <w:proofErr w:type="gramEnd"/>
+      <w:r>
+        <w:rPr>
+          <w:b/>
+          <w:bCs/>
+        </w:rPr>
+        <w:t xml:space="preserve">% </w:t>
+      </w:r>
+      <w:proofErr w:type="gramStart"/>
+      <w:r>
+        <w:rPr>
+          <w:b/>
+          <w:bCs/>
+        </w:rPr>
+        <w:t>endif %}</w:t>
+      </w:r>
+      <w:proofErr w:type="gramEnd"/>
+    </w:p>
+    <w:p>
+      <w:r>
+        <w:tab/>
+        <w:t xml:space="preserve">{%p for action in </w:t>
+      </w:r>
+      <w:proofErr w:type="spellStart"/>
+      <w:r>
+        <w:t>pending_</w:t>
+      </w:r>
+      <w:proofErr w:type="gramStart"/>
+      <w:r>
+        <w:t>actions.complete</w:t>
+      </w:r>
+      <w:proofErr w:type="gramEnd"/>
+      <w:r>
+        <w:t>_</w:t>
+      </w:r>
+      <w:proofErr w:type="gramStart"/>
+      <w:r>
+        <w:t>elements</w:t>
+      </w:r>
+      <w:proofErr w:type="spellEnd"/>
+      <w:r>
+        <w:t>()</w:t>
+      </w:r>
+      <w:r>
+        <w:t xml:space="preserve"> %}</w:t>
+      </w:r>
+      <w:proofErr w:type="gramEnd"/>
+    </w:p>
+    <w:p/>
+    <w:p>
+      <w:r>
+        <w:tab/>
+        <w:t xml:space="preserve">Case number: </w:t>
+      </w:r>
+      <w:proofErr w:type="gramStart"/>
+      <w:r>
+        <w:t xml:space="preserve">{{ </w:t>
+      </w:r>
+      <w:proofErr w:type="spellStart"/>
+      <w:r>
+        <w:t>action</w:t>
+      </w:r>
+      <w:proofErr w:type="gramEnd"/>
+      <w:r>
+        <w:t>.docket_</w:t>
+      </w:r>
+      <w:proofErr w:type="gramStart"/>
+      <w:r>
+        <w:t>number</w:t>
+      </w:r>
+      <w:proofErr w:type="spellEnd"/>
+      <w:r>
+        <w:t xml:space="preserve"> }</w:t>
+      </w:r>
+      <w:proofErr w:type="gramEnd"/>
+      <w:r>
+        <w:t>}</w:t>
+      </w:r>
+    </w:p>
+    <w:p>
+      <w:r>
+        <w:tab/>
+        <w:t xml:space="preserve">{%p if </w:t>
+      </w:r>
+      <w:proofErr w:type="spellStart"/>
+      <w:proofErr w:type="gramStart"/>
+      <w:r>
+        <w:t>action.court</w:t>
+      </w:r>
+      <w:proofErr w:type="gramEnd"/>
+      <w:r>
+        <w:t>_</w:t>
+      </w:r>
+      <w:proofErr w:type="gramStart"/>
+      <w:r>
+        <w:t>name</w:t>
+      </w:r>
+      <w:proofErr w:type="spellEnd"/>
+      <w:r>
+        <w:t xml:space="preserve"> %}</w:t>
+      </w:r>
+      <w:proofErr w:type="gramEnd"/>
+    </w:p>
+    <w:p>
+      <w:pPr>
+        <w:ind w:left="720"/>
+      </w:pPr>
+      <w:r>
+        <w:t xml:space="preserve">Name of court: </w:t>
+      </w:r>
+      <w:proofErr w:type="gramStart"/>
+      <w:r>
+        <w:t xml:space="preserve">{{ </w:t>
+      </w:r>
+      <w:proofErr w:type="spellStart"/>
+      <w:r>
+        <w:t>action</w:t>
+      </w:r>
+      <w:proofErr w:type="gramEnd"/>
+      <w:r>
+        <w:t>.court_</w:t>
+      </w:r>
+      <w:proofErr w:type="gramStart"/>
+      <w:r>
+        <w:t>name</w:t>
+      </w:r>
+      <w:proofErr w:type="spellEnd"/>
+      <w:r>
+        <w:t xml:space="preserve"> }</w:t>
+      </w:r>
+      <w:proofErr w:type="gramEnd"/>
+      <w:r>
+        <w:t>}</w:t>
+      </w:r>
+    </w:p>
+    <w:p>
+      <w:pPr>
+        <w:ind w:left="720"/>
+      </w:pPr>
+      <w:r>
+        <w:t xml:space="preserve">{%p </w:t>
+      </w:r>
+      <w:proofErr w:type="gramStart"/>
+      <w:r>
+        <w:t>else %}</w:t>
+      </w:r>
+      <w:proofErr w:type="gramEnd"/>
+    </w:p>
+    <w:p>
+      <w:pPr>
+        <w:ind w:left="720"/>
+      </w:pPr>
+      <w:r>
+        <w:t xml:space="preserve">Name of </w:t>
+      </w:r>
+      <w:proofErr w:type="gramStart"/>
+      <w:r>
+        <w:t>court:_</w:t>
+      </w:r>
+      <w:proofErr w:type="gramEnd"/>
+      <w:r>
+        <w:t>___________________________________________________</w:t>
+      </w:r>
+    </w:p>
+    <w:p>
+      <w:pPr>
+        <w:ind w:left="720"/>
+      </w:pPr>
+      <w:r>
+        <w:t xml:space="preserve">{%p </w:t>
+      </w:r>
+      <w:proofErr w:type="gramStart"/>
+      <w:r>
+        <w:t>endif %}</w:t>
+      </w:r>
+      <w:proofErr w:type="gramEnd"/>
+    </w:p>
+    <w:p>
+      <w:pPr>
+        <w:ind w:left="720"/>
+      </w:pPr>
+      <w:r>
+        <w:t xml:space="preserve">{%p if </w:t>
+      </w:r>
+      <w:proofErr w:type="spellStart"/>
+      <w:proofErr w:type="gramStart"/>
+      <w:r>
+        <w:t>action.court</w:t>
+      </w:r>
+      <w:proofErr w:type="gramEnd"/>
+      <w:r>
+        <w:t>_</w:t>
+      </w:r>
+      <w:proofErr w:type="gramStart"/>
+      <w:r>
+        <w:t>county</w:t>
+      </w:r>
+      <w:proofErr w:type="spellEnd"/>
+      <w:r>
+        <w:t xml:space="preserve"> %}</w:t>
+      </w:r>
+      <w:proofErr w:type="gramEnd"/>
+    </w:p>
+    <w:p>
+      <w:pPr>
+        <w:ind w:left="720"/>
+      </w:pPr>
+      <w:r>
+        <w:t xml:space="preserve">County: </w:t>
+      </w:r>
+      <w:proofErr w:type="gramStart"/>
+      <w:r>
+        <w:t xml:space="preserve">{{ </w:t>
+      </w:r>
+      <w:proofErr w:type="spellStart"/>
+      <w:r>
+        <w:t>action</w:t>
+      </w:r>
+      <w:proofErr w:type="gramEnd"/>
+      <w:r>
+        <w:t>.court_</w:t>
+      </w:r>
+      <w:proofErr w:type="gramStart"/>
+      <w:r>
+        <w:t>county</w:t>
+      </w:r>
+      <w:proofErr w:type="spellEnd"/>
+      <w:r>
+        <w:t xml:space="preserve"> }</w:t>
+      </w:r>
+      <w:proofErr w:type="gramEnd"/>
+      <w:r>
+        <w:t>}</w:t>
+      </w:r>
+    </w:p>
+    <w:p>
+      <w:pPr>
+        <w:ind w:left="720"/>
+      </w:pPr>
+      <w:r>
+        <w:t xml:space="preserve">{%p </w:t>
+      </w:r>
+      <w:proofErr w:type="gramStart"/>
+      <w:r>
+        <w:t>else %}</w:t>
+      </w:r>
+      <w:proofErr w:type="gramEnd"/>
+    </w:p>
+    <w:p>
+      <w:pPr>
+        <w:ind w:left="720"/>
+      </w:pPr>
+      <w:proofErr w:type="gramStart"/>
+      <w:r>
+        <w:t>County:_</w:t>
+      </w:r>
+      <w:proofErr w:type="gramEnd"/>
+      <w:r>
+        <w:t>_________________________________________________________</w:t>
+      </w:r>
+    </w:p>
+    <w:p>
+      <w:pPr>
+        <w:ind w:left="720"/>
+      </w:pPr>
+      <w:r>
+        <w:t xml:space="preserve">{%p </w:t>
+      </w:r>
+      <w:proofErr w:type="gramStart"/>
+      <w:r>
+        <w:t>endif %}</w:t>
+      </w:r>
+      <w:proofErr w:type="gramEnd"/>
+    </w:p>
+    <w:p>
+      <w:pPr>
+        <w:ind w:left="720"/>
+      </w:pPr>
+      <w:r>
+        <w:t xml:space="preserve">{%p if </w:t>
+      </w:r>
+      <w:proofErr w:type="spellStart"/>
+      <w:proofErr w:type="gramStart"/>
+      <w:r>
+        <w:t>action.court</w:t>
+      </w:r>
+      <w:proofErr w:type="gramEnd"/>
+      <w:r>
+        <w:t>_</w:t>
+      </w:r>
+      <w:proofErr w:type="gramStart"/>
+      <w:r>
+        <w:t>state</w:t>
+      </w:r>
+      <w:proofErr w:type="spellEnd"/>
+      <w:r>
+        <w:t xml:space="preserve"> %}</w:t>
+      </w:r>
+      <w:proofErr w:type="gramEnd"/>
+    </w:p>
+    <w:p>
+      <w:pPr>
+        <w:ind w:left="720"/>
+      </w:pPr>
+      <w:r>
+        <w:t xml:space="preserve">State: </w:t>
+      </w:r>
+      <w:proofErr w:type="gramStart"/>
+      <w:r>
+        <w:t xml:space="preserve">{{ </w:t>
+      </w:r>
+      <w:proofErr w:type="spellStart"/>
+      <w:r>
+        <w:t>action</w:t>
+      </w:r>
+      <w:proofErr w:type="gramEnd"/>
+      <w:r>
+        <w:t>.court_</w:t>
+      </w:r>
+      <w:proofErr w:type="gramStart"/>
+      <w:r>
+        <w:t>state</w:t>
+      </w:r>
+      <w:proofErr w:type="spellEnd"/>
+      <w:r>
+        <w:t xml:space="preserve"> }</w:t>
+      </w:r>
+      <w:proofErr w:type="gramEnd"/>
+      <w:r>
+        <w:t>}</w:t>
+      </w:r>
+    </w:p>
+    <w:p>
+      <w:pPr>
+        <w:ind w:left="720"/>
+      </w:pPr>
+      <w:r>
+        <w:t xml:space="preserve">{%p </w:t>
+      </w:r>
+      <w:proofErr w:type="gramStart"/>
+      <w:r>
+        <w:t>else %}</w:t>
+      </w:r>
+      <w:proofErr w:type="gramEnd"/>
+    </w:p>
+    <w:p>
+      <w:pPr>
+        <w:ind w:left="720"/>
+      </w:pPr>
+      <w:proofErr w:type="gramStart"/>
+      <w:r>
+        <w:t>State:_</w:t>
+      </w:r>
+      <w:proofErr w:type="gramEnd"/>
+      <w:r>
+        <w:t>___________________________________________________________</w:t>
+      </w:r>
+    </w:p>
+    <w:p>
+      <w:pPr>
+        <w:ind w:left="720"/>
+      </w:pPr>
+      <w:r>
+        <w:t xml:space="preserve">{%p </w:t>
+      </w:r>
+      <w:proofErr w:type="gramStart"/>
+      <w:r>
+        <w:t>endif %}</w:t>
+      </w:r>
+      <w:proofErr w:type="gramEnd"/>
+    </w:p>
+    <w:p>
+      <w:pPr>
+        <w:ind w:left="720"/>
+      </w:pPr>
+      <w:r>
+        <w:t xml:space="preserve">{%p if </w:t>
+      </w:r>
+      <w:proofErr w:type="spellStart"/>
+      <w:proofErr w:type="gramStart"/>
+      <w:r>
+        <w:t>action.judge</w:t>
+      </w:r>
+      <w:proofErr w:type="spellEnd"/>
+      <w:proofErr w:type="gramEnd"/>
+      <w:r>
+        <w:t xml:space="preserve"> %}</w:t>
+      </w:r>
+    </w:p>
+    <w:p>
+      <w:pPr>
+        <w:ind w:left="720"/>
+      </w:pPr>
+      <w:r>
+        <w:t xml:space="preserve">Name of judge: </w:t>
+      </w:r>
+      <w:proofErr w:type="gramStart"/>
+      <w:r>
+        <w:t xml:space="preserve">{{ </w:t>
+      </w:r>
+      <w:proofErr w:type="spellStart"/>
+      <w:r>
+        <w:t>action</w:t>
+      </w:r>
+      <w:proofErr w:type="gramEnd"/>
+      <w:r>
+        <w:t>.</w:t>
+      </w:r>
+      <w:proofErr w:type="gramStart"/>
+      <w:r>
+        <w:t>judge</w:t>
+      </w:r>
+      <w:proofErr w:type="spellEnd"/>
+      <w:r>
+        <w:t xml:space="preserve"> }</w:t>
+      </w:r>
+      <w:proofErr w:type="gramEnd"/>
+      <w:r>
+        <w:t>}</w:t>
+      </w:r>
+    </w:p>
+    <w:p>
+      <w:pPr>
+        <w:ind w:left="720"/>
+      </w:pPr>
+      <w:r>
+        <w:t xml:space="preserve">{%p </w:t>
+      </w:r>
+      <w:proofErr w:type="gramStart"/>
+      <w:r>
+        <w:t>else %}</w:t>
+      </w:r>
+      <w:proofErr w:type="gramEnd"/>
+    </w:p>
+    <w:p>
+      <w:pPr>
+        <w:ind w:left="720"/>
+      </w:pPr>
+      <w:r>
+        <w:t xml:space="preserve">Name of </w:t>
+      </w:r>
+      <w:proofErr w:type="gramStart"/>
+      <w:r>
+        <w:t>judge:_</w:t>
+      </w:r>
+      <w:proofErr w:type="gramEnd"/>
+      <w:r>
+        <w:t>___________________________________________________</w:t>
+      </w:r>
+    </w:p>
+    <w:p>
+      <w:pPr>
+        <w:ind w:left="720"/>
+      </w:pPr>
+      <w:r>
+        <w:t xml:space="preserve">{%p </w:t>
+      </w:r>
+      <w:proofErr w:type="gramStart"/>
+      <w:r>
+        <w:t>endif %}</w:t>
+      </w:r>
+      <w:proofErr w:type="gramEnd"/>
+    </w:p>
+    <w:p>
+      <w:pPr>
+        <w:ind w:left="720"/>
+      </w:pPr>
+      <w:r>
+        <w:t xml:space="preserve">{%p </w:t>
+      </w:r>
+      <w:proofErr w:type="spellStart"/>
+      <w:proofErr w:type="gramStart"/>
+      <w:r>
+        <w:t>endfor</w:t>
+      </w:r>
+      <w:proofErr w:type="spellEnd"/>
+      <w:r>
+        <w:t xml:space="preserve"> %}</w:t>
+      </w:r>
+      <w:proofErr w:type="gramEnd"/>
+    </w:p>
+    <w:p>
+      <w:pPr>
+        <w:ind w:left="720"/>
+      </w:pPr>
+    </w:p>
+    <w:p>
+      <w:pPr>
+        <w:ind w:left="360"/>
+      </w:pPr>
+      <w:r>
+        <w:t xml:space="preserve">{%p </w:t>
+      </w:r>
+      <w:proofErr w:type="gramStart"/>
+      <w:r>
+        <w:t>endif %}</w:t>
+      </w:r>
+      <w:proofErr w:type="gramEnd"/>
+    </w:p>
+    <w:p>
+      <w:pPr>
+        <w:ind w:left="360"/>
+        <w:rPr>
+          <w:b/>
+          <w:bCs/>
+        </w:rPr>
+      </w:pPr>
+      <w:r>
+        <w:rPr>
+          <w:b/>
+          <w:bCs/>
+        </w:rPr>
+        <w:t xml:space="preserve">{%p if </w:t>
+      </w:r>
+      <w:proofErr w:type="spellStart"/>
+      <w:r>
+        <w:rPr>
+          <w:b/>
+          <w:bCs/>
+        </w:rPr>
+        <w:t>orders_judgments_re_parties_</w:t>
+      </w:r>
+      <w:proofErr w:type="gramStart"/>
+      <w:r>
+        <w:rPr>
+          <w:b/>
+          <w:bCs/>
+        </w:rPr>
+        <w:t>yes</w:t>
+      </w:r>
+      <w:proofErr w:type="spellEnd"/>
+      <w:r>
+        <w:rPr>
+          <w:b/>
+          <w:bCs/>
+        </w:rPr>
+        <w:t xml:space="preserve"> %}</w:t>
+      </w:r>
+      <w:proofErr w:type="gramEnd"/>
+    </w:p>
+    <w:p>
+      <w:pPr>
+        <w:ind w:left="360"/>
+      </w:pPr>
+      <w:r>
+        <w:rPr>
+          <w:b/>
+          <w:bCs/>
+        </w:rPr>
+        <w:t xml:space="preserve">Orders and Judgments, continued </w:t>
+      </w:r>
+      <w:proofErr w:type="gramStart"/>
+      <w:r>
+        <w:rPr>
+          <w:b/>
+          <w:bCs/>
+        </w:rPr>
+        <w:t>from {%</w:t>
+      </w:r>
+      <w:proofErr w:type="gramEnd"/>
+      <w:r>
+        <w:rPr>
+          <w:b/>
+          <w:bCs/>
+        </w:rPr>
+        <w:t xml:space="preserve"> if </w:t>
+      </w:r>
+      <w:proofErr w:type="spellStart"/>
+      <w:r>
+        <w:rPr>
+          <w:b/>
+          <w:bCs/>
+        </w:rPr>
+        <w:t>respondent_is_minor</w:t>
+      </w:r>
+      <w:proofErr w:type="spellEnd"/>
+      <w:r>
+        <w:rPr>
+          <w:b/>
+          <w:bCs/>
+        </w:rPr>
+        <w:t xml:space="preserve"> and (not </w:t>
+      </w:r>
+      <w:proofErr w:type="spellStart"/>
+      <w:r>
+        <w:rPr>
+          <w:b/>
+          <w:bCs/>
+        </w:rPr>
+        <w:t>respondent_is_emancipated_minor</w:t>
+      </w:r>
+      <w:proofErr w:type="spellEnd"/>
+      <w:r>
+        <w:rPr>
+          <w:b/>
+          <w:bCs/>
+        </w:rPr>
+        <w:t xml:space="preserve">) </w:t>
+      </w:r>
+      <w:proofErr w:type="gramStart"/>
+      <w:r>
+        <w:rPr>
+          <w:b/>
+          <w:bCs/>
+        </w:rPr>
+        <w:t>%}B</w:t>
+      </w:r>
+      <w:proofErr w:type="gramEnd"/>
+      <w:r>
+        <w:rPr>
+          <w:b/>
+          <w:bCs/>
+        </w:rPr>
+        <w:t>2</w:t>
+      </w:r>
+      <w:proofErr w:type="gramStart"/>
+      <w:r>
+        <w:rPr>
+          <w:b/>
+          <w:bCs/>
+        </w:rPr>
+        <w:t>b{</w:t>
+      </w:r>
+      <w:proofErr w:type="gramEnd"/>
+      <w:r>
+        <w:rPr>
+          <w:b/>
+          <w:bCs/>
+        </w:rPr>
+        <w:t xml:space="preserve">% </w:t>
+      </w:r>
+      <w:proofErr w:type="gramStart"/>
+      <w:r>
+        <w:rPr>
+          <w:b/>
+          <w:bCs/>
+        </w:rPr>
+        <w:t>else %}</w:t>
+      </w:r>
+      <w:proofErr w:type="gramEnd"/>
+      <w:r>
+        <w:rPr>
+          <w:b/>
+          <w:bCs/>
+        </w:rPr>
+        <w:t>C3</w:t>
+      </w:r>
+      <w:proofErr w:type="gramStart"/>
+      <w:r>
+        <w:rPr>
+          <w:b/>
+          <w:bCs/>
+        </w:rPr>
+        <w:t>b{</w:t>
+      </w:r>
+      <w:proofErr w:type="gramEnd"/>
+      <w:r>
+        <w:rPr>
+          <w:b/>
+          <w:bCs/>
+        </w:rPr>
+        <w:t xml:space="preserve">% </w:t>
+      </w:r>
+      <w:proofErr w:type="gramStart"/>
+      <w:r>
+        <w:rPr>
+          <w:b/>
+          <w:bCs/>
+        </w:rPr>
+        <w:t>endif %}</w:t>
+      </w:r>
+      <w:proofErr w:type="gramEnd"/>
+    </w:p>
+    <w:p>
+      <w:r>
+        <w:tab/>
+        <w:t xml:space="preserve">{%p for order in </w:t>
+      </w:r>
+      <w:proofErr w:type="spellStart"/>
+      <w:r>
+        <w:t>orders_</w:t>
+      </w:r>
+      <w:proofErr w:type="gramStart"/>
+      <w:r>
+        <w:t>judgments</w:t>
+      </w:r>
+      <w:proofErr w:type="spellEnd"/>
+      <w:r>
+        <w:t xml:space="preserve"> %}</w:t>
+      </w:r>
+      <w:proofErr w:type="gramEnd"/>
+    </w:p>
+    <w:p/>
+    <w:p>
+      <w:r>
+        <w:tab/>
+        <w:t xml:space="preserve">Case number: </w:t>
+      </w:r>
+      <w:proofErr w:type="gramStart"/>
+      <w:r>
+        <w:t xml:space="preserve">{{ </w:t>
+      </w:r>
+      <w:proofErr w:type="spellStart"/>
+      <w:r>
+        <w:t>order</w:t>
+      </w:r>
+      <w:proofErr w:type="gramEnd"/>
+      <w:r>
+        <w:t>.docket_</w:t>
+      </w:r>
+      <w:proofErr w:type="gramStart"/>
+      <w:r>
+        <w:t>number</w:t>
+      </w:r>
+      <w:proofErr w:type="spellEnd"/>
+      <w:r>
+        <w:t xml:space="preserve"> }</w:t>
+      </w:r>
+      <w:proofErr w:type="gramEnd"/>
+      <w:r>
+        <w:t>}</w:t>
+      </w:r>
+    </w:p>
+    <w:p>
+      <w:r>
+        <w:tab/>
+        <w:t xml:space="preserve">{%p if </w:t>
+      </w:r>
+      <w:proofErr w:type="spellStart"/>
+      <w:proofErr w:type="gramStart"/>
+      <w:r>
+        <w:t>order.court</w:t>
+      </w:r>
+      <w:proofErr w:type="gramEnd"/>
+      <w:r>
+        <w:t>_</w:t>
+      </w:r>
+      <w:proofErr w:type="gramStart"/>
+      <w:r>
+        <w:t>name</w:t>
+      </w:r>
+      <w:proofErr w:type="spellEnd"/>
+      <w:r>
+        <w:t xml:space="preserve"> %}</w:t>
+      </w:r>
+      <w:proofErr w:type="gramEnd"/>
+    </w:p>
+    <w:p>
+      <w:pPr>
+        <w:ind w:left="720"/>
+      </w:pPr>
+      <w:r>
+        <w:t xml:space="preserve">Name of court: </w:t>
+      </w:r>
+      <w:proofErr w:type="gramStart"/>
+      <w:r>
+        <w:t xml:space="preserve">{{ </w:t>
+      </w:r>
+      <w:proofErr w:type="spellStart"/>
+      <w:r>
+        <w:t>order</w:t>
+      </w:r>
+      <w:proofErr w:type="gramEnd"/>
+      <w:r>
+        <w:t>.court_</w:t>
+      </w:r>
+      <w:proofErr w:type="gramStart"/>
+      <w:r>
+        <w:t>name</w:t>
+      </w:r>
+      <w:proofErr w:type="spellEnd"/>
+      <w:r>
+        <w:t xml:space="preserve"> }</w:t>
+      </w:r>
+      <w:proofErr w:type="gramEnd"/>
+      <w:r>
+        <w:t>}</w:t>
+      </w:r>
+    </w:p>
+    <w:p>
+      <w:pPr>
+        <w:ind w:left="720"/>
+      </w:pPr>
+      <w:r>
+        <w:t xml:space="preserve">{%p </w:t>
+      </w:r>
+      <w:proofErr w:type="gramStart"/>
+      <w:r>
+        <w:t>else %}</w:t>
+      </w:r>
+      <w:proofErr w:type="gramEnd"/>
+    </w:p>
+    <w:p>
+      <w:pPr>
+        <w:ind w:left="720"/>
+      </w:pPr>
+      <w:r>
+        <w:t xml:space="preserve">Name of </w:t>
+      </w:r>
+      <w:proofErr w:type="gramStart"/>
+      <w:r>
+        <w:t>court:_</w:t>
+      </w:r>
+      <w:proofErr w:type="gramEnd"/>
+      <w:r>
+        <w:t>___________________________________________________</w:t>
+      </w:r>
+    </w:p>
+    <w:p>
+      <w:pPr>
+        <w:ind w:left="720"/>
+      </w:pPr>
+      <w:r>
+        <w:t xml:space="preserve">{%p </w:t>
+      </w:r>
+      <w:proofErr w:type="gramStart"/>
+      <w:r>
+        <w:t>endif %}</w:t>
+      </w:r>
+      <w:proofErr w:type="gramEnd"/>
+    </w:p>
+    <w:p>
+      <w:pPr>
+        <w:ind w:left="720"/>
+      </w:pPr>
+      <w:r>
+        <w:t xml:space="preserve">{%p if </w:t>
+      </w:r>
+      <w:proofErr w:type="spellStart"/>
+      <w:proofErr w:type="gramStart"/>
+      <w:r>
+        <w:t>order.court</w:t>
+      </w:r>
+      <w:proofErr w:type="gramEnd"/>
+      <w:r>
+        <w:t>_</w:t>
+      </w:r>
+      <w:proofErr w:type="gramStart"/>
+      <w:r>
+        <w:t>county</w:t>
+      </w:r>
+      <w:proofErr w:type="spellEnd"/>
+      <w:r>
+        <w:t xml:space="preserve"> %}</w:t>
+      </w:r>
+      <w:proofErr w:type="gramEnd"/>
+    </w:p>
+    <w:p>
+      <w:pPr>
+        <w:ind w:left="720"/>
+      </w:pPr>
+      <w:r>
+        <w:t xml:space="preserve">County: </w:t>
+      </w:r>
+      <w:proofErr w:type="gramStart"/>
+      <w:r>
+        <w:t xml:space="preserve">{{ </w:t>
+      </w:r>
+      <w:proofErr w:type="spellStart"/>
+      <w:r>
+        <w:t>order</w:t>
+      </w:r>
+      <w:proofErr w:type="gramEnd"/>
+      <w:r>
+        <w:t>.court_</w:t>
+      </w:r>
+      <w:proofErr w:type="gramStart"/>
+      <w:r>
+        <w:t>county</w:t>
+      </w:r>
+      <w:proofErr w:type="spellEnd"/>
+      <w:r>
+        <w:t xml:space="preserve"> }</w:t>
+      </w:r>
+      <w:proofErr w:type="gramEnd"/>
+      <w:r>
+        <w:t>}</w:t>
+      </w:r>
+    </w:p>
+    <w:p>
+      <w:pPr>
+        <w:ind w:left="720"/>
+      </w:pPr>
+      <w:r>
+        <w:t xml:space="preserve">{%p </w:t>
+      </w:r>
+      <w:proofErr w:type="gramStart"/>
+      <w:r>
+        <w:t>else %}</w:t>
+      </w:r>
+      <w:proofErr w:type="gramEnd"/>
+    </w:p>
+    <w:p>
+      <w:pPr>
+        <w:ind w:left="720"/>
+      </w:pPr>
+      <w:proofErr w:type="gramStart"/>
+      <w:r>
+        <w:t>County:_</w:t>
+      </w:r>
+      <w:proofErr w:type="gramEnd"/>
+      <w:r>
+        <w:t>_________________________________________________________</w:t>
+      </w:r>
+    </w:p>
+    <w:p>
+      <w:pPr>
+        <w:ind w:left="720"/>
+      </w:pPr>
+      <w:r>
+        <w:t xml:space="preserve">{%p </w:t>
+      </w:r>
+      <w:proofErr w:type="gramStart"/>
+      <w:r>
+        <w:t>endif %}</w:t>
+      </w:r>
+      <w:proofErr w:type="gramEnd"/>
+    </w:p>
+    <w:p>
+      <w:pPr>
+        <w:ind w:left="720"/>
+      </w:pPr>
+      <w:r>
+        <w:t xml:space="preserve">{%p if </w:t>
+      </w:r>
+      <w:proofErr w:type="spellStart"/>
+      <w:proofErr w:type="gramStart"/>
+      <w:r>
+        <w:t>order.court</w:t>
+      </w:r>
+      <w:proofErr w:type="gramEnd"/>
+      <w:r>
+        <w:t>_</w:t>
+      </w:r>
+      <w:proofErr w:type="gramStart"/>
+      <w:r>
+        <w:t>state</w:t>
+      </w:r>
+      <w:proofErr w:type="spellEnd"/>
+      <w:r>
+        <w:t xml:space="preserve"> %}</w:t>
+      </w:r>
+      <w:proofErr w:type="gramEnd"/>
+    </w:p>
+    <w:p>
+      <w:pPr>
+        <w:ind w:left="720"/>
+      </w:pPr>
+      <w:r>
+        <w:t xml:space="preserve">State: </w:t>
+      </w:r>
+      <w:proofErr w:type="gramStart"/>
+      <w:r>
+        <w:t xml:space="preserve">{{ </w:t>
+      </w:r>
+      <w:proofErr w:type="spellStart"/>
+      <w:r>
+        <w:t>order</w:t>
+      </w:r>
+      <w:proofErr w:type="gramEnd"/>
+      <w:r>
+        <w:t>.court_</w:t>
+      </w:r>
+      <w:proofErr w:type="gramStart"/>
+      <w:r>
+        <w:t>state</w:t>
+      </w:r>
+      <w:proofErr w:type="spellEnd"/>
+      <w:r>
+        <w:t xml:space="preserve"> }</w:t>
+      </w:r>
+      <w:proofErr w:type="gramEnd"/>
+      <w:r>
+        <w:t>}</w:t>
+      </w:r>
+    </w:p>
+    <w:p>
+      <w:pPr>
+        <w:ind w:left="720"/>
+      </w:pPr>
+      <w:r>
+        <w:t xml:space="preserve">{%p </w:t>
+      </w:r>
+      <w:proofErr w:type="gramStart"/>
+      <w:r>
+        <w:t>else %}</w:t>
+      </w:r>
+      <w:proofErr w:type="gramEnd"/>
+    </w:p>
+    <w:p>
+      <w:pPr>
+        <w:ind w:left="720"/>
+      </w:pPr>
+      <w:proofErr w:type="gramStart"/>
+      <w:r>
+        <w:t>State:_</w:t>
+      </w:r>
+      <w:proofErr w:type="gramEnd"/>
+      <w:r>
+        <w:t>___________________________________________________________</w:t>
+      </w:r>
+    </w:p>
+    <w:p>
+      <w:pPr>
+        <w:ind w:left="720"/>
+      </w:pPr>
+      <w:r>
+        <w:t xml:space="preserve">{%p </w:t>
+      </w:r>
+      <w:proofErr w:type="gramStart"/>
+      <w:r>
+        <w:t>endif %}</w:t>
+      </w:r>
+      <w:proofErr w:type="gramEnd"/>
+    </w:p>
+    <w:p>
+      <w:pPr>
+        <w:ind w:left="720"/>
+      </w:pPr>
+      <w:r>
+        <w:t xml:space="preserve">{%p if </w:t>
+      </w:r>
+      <w:proofErr w:type="spellStart"/>
+      <w:proofErr w:type="gramStart"/>
+      <w:r>
+        <w:t>order.judge</w:t>
+      </w:r>
+      <w:proofErr w:type="spellEnd"/>
+      <w:proofErr w:type="gramEnd"/>
+      <w:r>
+        <w:t xml:space="preserve"> %}</w:t>
+      </w:r>
+    </w:p>
+    <w:p>
+      <w:pPr>
+        <w:ind w:left="720"/>
+      </w:pPr>
+      <w:r>
+        <w:t xml:space="preserve">Name of judge: </w:t>
+      </w:r>
+      <w:proofErr w:type="gramStart"/>
+      <w:r>
+        <w:t xml:space="preserve">{{ </w:t>
+      </w:r>
+      <w:proofErr w:type="spellStart"/>
+      <w:r>
+        <w:t>order</w:t>
+      </w:r>
+      <w:proofErr w:type="gramEnd"/>
+      <w:r>
+        <w:t>.</w:t>
+      </w:r>
+      <w:proofErr w:type="gramStart"/>
+      <w:r>
+        <w:t>judge</w:t>
+      </w:r>
+      <w:proofErr w:type="spellEnd"/>
+      <w:r>
+        <w:t xml:space="preserve"> }</w:t>
+      </w:r>
+      <w:proofErr w:type="gramEnd"/>
+      <w:r>
+        <w:t>}</w:t>
+      </w:r>
+    </w:p>
+    <w:p>
+      <w:pPr>
+        <w:ind w:left="720"/>
+      </w:pPr>
+      <w:r>
+        <w:t xml:space="preserve">{%p </w:t>
+      </w:r>
+      <w:proofErr w:type="gramStart"/>
+      <w:r>
+        <w:t>else %}</w:t>
+      </w:r>
+      <w:proofErr w:type="gramEnd"/>
+    </w:p>
+    <w:p>
+      <w:pPr>
+        <w:ind w:left="720"/>
+      </w:pPr>
+      <w:r>
+        <w:t xml:space="preserve">Name of </w:t>
+      </w:r>
+      <w:proofErr w:type="gramStart"/>
+      <w:r>
+        <w:t>judge:_</w:t>
+      </w:r>
+      <w:proofErr w:type="gramEnd"/>
+      <w:r>
+        <w:t>___________________________________________________</w:t>
+      </w:r>
+    </w:p>
+    <w:p>
+      <w:pPr>
+        <w:ind w:left="720"/>
+      </w:pPr>
+      <w:r>
+        <w:t xml:space="preserve">{%p </w:t>
+      </w:r>
+      <w:proofErr w:type="gramStart"/>
+      <w:r>
+        <w:t>endif %}</w:t>
+      </w:r>
+      <w:proofErr w:type="gramEnd"/>
+    </w:p>
+    <w:p>
+      <w:pPr>
+        <w:ind w:left="720"/>
+      </w:pPr>
+      <w:r>
+        <w:t xml:space="preserve">{%p </w:t>
+      </w:r>
+      <w:proofErr w:type="spellStart"/>
+      <w:proofErr w:type="gramStart"/>
+      <w:r>
+        <w:t>endfor</w:t>
+      </w:r>
+      <w:proofErr w:type="spellEnd"/>
+      <w:r>
+        <w:t xml:space="preserve"> %}</w:t>
+      </w:r>
+      <w:proofErr w:type="gramEnd"/>
+    </w:p>
+    <w:p>
+      <w:pPr>
+        <w:ind w:left="720"/>
+      </w:pPr>
+    </w:p>
+    <w:p>
+      <w:pPr>
+        <w:ind w:left="360"/>
+      </w:pPr>
+      <w:r>
+        <w:t xml:space="preserve">{%p </w:t>
+      </w:r>
+      <w:proofErr w:type="gramStart"/>
+      <w:r>
+        <w:t>endif %}</w:t>
+      </w:r>
+      <w:proofErr w:type="gramEnd"/>
+    </w:p>
+    <w:p>
+      <w:pPr>
+        <w:widowControl w:val="0"/>
+        <w:pBdr>
+          <w:top w:val="nil"/>
+          <w:left w:val="nil"/>
+          <w:bottom w:val="nil"/>
+          <w:right w:val="nil"/>
+          <w:between w:val="nil"/>
+        </w:pBdr>
+        <w:spacing w:line="240" w:lineRule="auto"/>
+        <w:ind w:left="478" w:right="955"/>
         <w:rPr>
           <w:color w:val="000000"/>
           <w:sz w:val="20"/>
           <w:szCs w:val="20"/>
         </w:rPr>
-        <w:t>{%</w:t>
-      </w:r>
-      <w:r>
-        <w:rPr>
-          <w:color w:val="000000"/>
-          <w:sz w:val="20"/>
-          <w:szCs w:val="20"/>
-          <w:highlight w:val="cyan"/>
-        </w:rPr>
-        <w:t xml:space="preserve">p </w:t>
-      </w:r>
-      <w:proofErr w:type="gramStart"/>
-      <w:r>
-        <w:rPr>
-          <w:color w:val="000000"/>
-          <w:sz w:val="20"/>
-          <w:szCs w:val="20"/>
-          <w:highlight w:val="cyan"/>
-        </w:rPr>
-        <w:t xml:space="preserve">endif </w:t>
-      </w:r>
-      <w:r>
-        <w:rPr>
-          <w:color w:val="000000"/>
-          <w:sz w:val="20"/>
-          <w:szCs w:val="20"/>
-        </w:rPr>
-        <w:t>%}</w:t>
-      </w:r>
-      <w:proofErr w:type="gramEnd"/>
+      </w:pPr>
     </w:p>
     <w:sectPr>
       <w:footerReference w:type="default" r:id="rId6"/>

--- a/docassemble/MLHPPOAndProposedOrder/data/templates/cc_377_statement_of_facts.docx
+++ b/docassemble/MLHPPOAndProposedOrder/data/templates/cc_377_statement_of_facts.docx
@@ -3790,32 +3790,71 @@
     </w:p>
     <w:p/>
     <w:p>
+      <w:pPr>
+        <w:tabs>
+          <w:tab w:val="left" w:pos="360"/>
+        </w:tabs>
+        <w:rPr>
+          <w:b/>
+          <w:bCs/>
+        </w:rPr>
+      </w:pPr>
       <w:r>
         <w:tab/>
+      </w:r>
+      <w:r>
+        <w:rPr>
+          <w:b/>
+          <w:bCs/>
+        </w:rPr>
         <w:t xml:space="preserve">Case number: </w:t>
       </w:r>
       <w:proofErr w:type="gramStart"/>
       <w:r>
+        <w:rPr>
+          <w:b/>
+          <w:bCs/>
+        </w:rPr>
         <w:t xml:space="preserve">{{ </w:t>
       </w:r>
       <w:proofErr w:type="spellStart"/>
       <w:r>
+        <w:rPr>
+          <w:b/>
+          <w:bCs/>
+        </w:rPr>
         <w:t>action</w:t>
       </w:r>
       <w:proofErr w:type="gramEnd"/>
       <w:r>
+        <w:rPr>
+          <w:b/>
+          <w:bCs/>
+        </w:rPr>
         <w:t>.docket_</w:t>
       </w:r>
       <w:proofErr w:type="gramStart"/>
       <w:r>
+        <w:rPr>
+          <w:b/>
+          <w:bCs/>
+        </w:rPr>
         <w:t>number</w:t>
       </w:r>
       <w:proofErr w:type="spellEnd"/>
       <w:r>
+        <w:rPr>
+          <w:b/>
+          <w:bCs/>
+        </w:rPr>
         <w:t xml:space="preserve"> }</w:t>
       </w:r>
       <w:proofErr w:type="gramEnd"/>
       <w:r>
+        <w:rPr>
+          <w:b/>
+          <w:bCs/>
+        </w:rPr>
         <w:t>}</w:t>
       </w:r>
     </w:p>
@@ -4434,32 +4473,71 @@
     </w:p>
     <w:p/>
     <w:p>
+      <w:pPr>
+        <w:tabs>
+          <w:tab w:val="left" w:pos="360"/>
+        </w:tabs>
+        <w:rPr>
+          <w:b/>
+          <w:bCs/>
+        </w:rPr>
+      </w:pPr>
       <w:r>
         <w:tab/>
+      </w:r>
+      <w:r>
+        <w:rPr>
+          <w:b/>
+          <w:bCs/>
+        </w:rPr>
         <w:t xml:space="preserve">Case number: </w:t>
       </w:r>
       <w:proofErr w:type="gramStart"/>
       <w:r>
+        <w:rPr>
+          <w:b/>
+          <w:bCs/>
+        </w:rPr>
         <w:t xml:space="preserve">{{ </w:t>
       </w:r>
       <w:proofErr w:type="spellStart"/>
       <w:r>
+        <w:rPr>
+          <w:b/>
+          <w:bCs/>
+        </w:rPr>
         <w:t>order</w:t>
       </w:r>
       <w:proofErr w:type="gramEnd"/>
       <w:r>
+        <w:rPr>
+          <w:b/>
+          <w:bCs/>
+        </w:rPr>
         <w:t>.docket_</w:t>
       </w:r>
       <w:proofErr w:type="gramStart"/>
       <w:r>
+        <w:rPr>
+          <w:b/>
+          <w:bCs/>
+        </w:rPr>
         <w:t>number</w:t>
       </w:r>
       <w:proofErr w:type="spellEnd"/>
       <w:r>
+        <w:rPr>
+          <w:b/>
+          <w:bCs/>
+        </w:rPr>
         <w:t xml:space="preserve"> }</w:t>
       </w:r>
       <w:proofErr w:type="gramEnd"/>
       <w:r>
+        <w:rPr>
+          <w:b/>
+          <w:bCs/>
+        </w:rPr>
         <w:t>}</w:t>
       </w:r>
     </w:p>
